--- a/Project Step 5-Draft.docx
+++ b/Project Step 5-Draft.docx
@@ -43,8 +43,6 @@
         </w:rPr>
         <w:t>5</w:t>
       </w:r>
-      <w:bookmarkStart w:id="1" w:name="_GoBack"/>
-      <w:bookmarkEnd w:id="1"/>
       <w:r>
         <w:rPr>
           <w:b/>
@@ -68,8 +66,8 @@
           <w:color w:val="000000"/>
         </w:rPr>
       </w:pPr>
-      <w:bookmarkStart w:id="2" w:name="_idejn5azn7nv" w:colFirst="0" w:colLast="0"/>
-      <w:bookmarkEnd w:id="2"/>
+      <w:bookmarkStart w:id="1" w:name="_idejn5azn7nv" w:colFirst="0" w:colLast="0"/>
+      <w:bookmarkEnd w:id="1"/>
       <w:r>
         <w:rPr>
           <w:b/>
@@ -99,8 +97,8 @@
           <w:u w:val="single"/>
         </w:rPr>
       </w:pPr>
-      <w:bookmarkStart w:id="3" w:name="_bjbzpsye3fgk" w:colFirst="0" w:colLast="0"/>
-      <w:bookmarkEnd w:id="3"/>
+      <w:bookmarkStart w:id="2" w:name="_bjbzpsye3fgk" w:colFirst="0" w:colLast="0"/>
+      <w:bookmarkEnd w:id="2"/>
       <w:r>
         <w:rPr>
           <w:color w:val="273540"/>
@@ -416,7 +414,27 @@
           <w:sz w:val="20"/>
           <w:szCs w:val="20"/>
         </w:rPr>
-        <w:t>Are at least four entities described, and does each one represent a single idea to be stored as a list? If yes, summarize. If not, based on the course material, what changes can you suggest to improve?</w:t>
+        <w:t xml:space="preserve">Are at least four entities described, and does each one </w:t>
+      </w:r>
+      <w:proofErr w:type="gramStart"/>
+      <w:r>
+        <w:rPr>
+          <w:rFonts w:ascii="Arial" w:hAnsi="Arial" w:cs="Arial"/>
+          <w:color w:val="222222"/>
+          <w:sz w:val="20"/>
+          <w:szCs w:val="20"/>
+        </w:rPr>
+        <w:t>represent</w:t>
+      </w:r>
+      <w:proofErr w:type="gramEnd"/>
+      <w:r>
+        <w:rPr>
+          <w:rFonts w:ascii="Arial" w:hAnsi="Arial" w:cs="Arial"/>
+          <w:color w:val="222222"/>
+          <w:sz w:val="20"/>
+          <w:szCs w:val="20"/>
+        </w:rPr>
+        <w:t xml:space="preserve"> a single idea to be stored as a list? If yes, summarize. If not, based on the course material, what changes can you suggest to improve?</w:t>
       </w:r>
     </w:p>
     <w:p>
@@ -497,7 +515,27 @@
           <w:sz w:val="20"/>
           <w:szCs w:val="20"/>
         </w:rPr>
-        <w:t>Yes, the outline of entity details describe the purpose with the appropriate and specific datatypes</w:t>
+        <w:t xml:space="preserve">Yes, the outline of entity details </w:t>
+      </w:r>
+      <w:proofErr w:type="gramStart"/>
+      <w:r>
+        <w:rPr>
+          <w:rFonts w:ascii="Arial" w:hAnsi="Arial" w:cs="Arial"/>
+          <w:color w:val="222222"/>
+          <w:sz w:val="20"/>
+          <w:szCs w:val="20"/>
+        </w:rPr>
+        <w:t>describe</w:t>
+      </w:r>
+      <w:proofErr w:type="gramEnd"/>
+      <w:r>
+        <w:rPr>
+          <w:rFonts w:ascii="Arial" w:hAnsi="Arial" w:cs="Arial"/>
+          <w:color w:val="222222"/>
+          <w:sz w:val="20"/>
+          <w:szCs w:val="20"/>
+        </w:rPr>
+        <w:t xml:space="preserve"> the purpose with the appropriate and specific datatypes</w:t>
       </w:r>
     </w:p>
     <w:p>
@@ -544,14 +582,25 @@
           <w:szCs w:val="20"/>
         </w:rPr>
       </w:pPr>
-      <w:r>
-        <w:rPr>
-          <w:rFonts w:ascii="Arial" w:hAnsi="Arial" w:cs="Arial"/>
-          <w:color w:val="222222"/>
-          <w:sz w:val="20"/>
-          <w:szCs w:val="20"/>
-        </w:rPr>
-        <w:t>Yes the ERD shows the 1:M relations.</w:t>
+      <w:proofErr w:type="gramStart"/>
+      <w:r>
+        <w:rPr>
+          <w:rFonts w:ascii="Arial" w:hAnsi="Arial" w:cs="Arial"/>
+          <w:color w:val="222222"/>
+          <w:sz w:val="20"/>
+          <w:szCs w:val="20"/>
+        </w:rPr>
+        <w:t>Yes</w:t>
+      </w:r>
+      <w:proofErr w:type="gramEnd"/>
+      <w:r>
+        <w:rPr>
+          <w:rFonts w:ascii="Arial" w:hAnsi="Arial" w:cs="Arial"/>
+          <w:color w:val="222222"/>
+          <w:sz w:val="20"/>
+          <w:szCs w:val="20"/>
+        </w:rPr>
+        <w:t xml:space="preserve"> the ERD shows the 1:M relations.</w:t>
       </w:r>
     </w:p>
     <w:p>
@@ -578,8 +627,19 @@
           <w:sz w:val="20"/>
           <w:szCs w:val="20"/>
         </w:rPr>
-        <w:t>Book → BookCopies</w:t>
-      </w:r>
+        <w:t xml:space="preserve">Book → </w:t>
+      </w:r>
+      <w:proofErr w:type="spellStart"/>
+      <w:r>
+        <w:rPr>
+          <w:rFonts w:ascii="Arial" w:hAnsi="Arial" w:cs="Arial"/>
+          <w:color w:val="222222"/>
+          <w:sz w:val="20"/>
+          <w:szCs w:val="20"/>
+        </w:rPr>
+        <w:t>BookCopies</w:t>
+      </w:r>
+      <w:proofErr w:type="spellEnd"/>
     </w:p>
     <w:p>
       <w:pPr>
@@ -625,14 +685,25 @@
           <w:szCs w:val="20"/>
         </w:rPr>
       </w:pPr>
-      <w:r>
-        <w:rPr>
-          <w:rFonts w:ascii="Arial" w:hAnsi="Arial" w:cs="Arial"/>
-          <w:color w:val="222222"/>
-          <w:sz w:val="20"/>
-          <w:szCs w:val="20"/>
-        </w:rPr>
-        <w:t>BookCopies → Loans</w:t>
+      <w:proofErr w:type="spellStart"/>
+      <w:r>
+        <w:rPr>
+          <w:rFonts w:ascii="Arial" w:hAnsi="Arial" w:cs="Arial"/>
+          <w:color w:val="222222"/>
+          <w:sz w:val="20"/>
+          <w:szCs w:val="20"/>
+        </w:rPr>
+        <w:t>BookCopies</w:t>
+      </w:r>
+      <w:proofErr w:type="spellEnd"/>
+      <w:r>
+        <w:rPr>
+          <w:rFonts w:ascii="Arial" w:hAnsi="Arial" w:cs="Arial"/>
+          <w:color w:val="222222"/>
+          <w:sz w:val="20"/>
+          <w:szCs w:val="20"/>
+        </w:rPr>
+        <w:t xml:space="preserve"> → Loans</w:t>
       </w:r>
     </w:p>
     <w:p>
@@ -852,7 +923,27 @@
           <w:sz w:val="20"/>
           <w:szCs w:val="20"/>
         </w:rPr>
-        <w:t>There are six entities, with master entities such as Books, Patrons, and Authors. Some entities have primary keys and 1:M relationships, with their PK being referenced in other entities as FK, as described in Chapters 11 and 16 of the textbook.</w:t>
+        <w:t xml:space="preserve">There are six entities, with master entities such as Books, Patrons, and Authors. Some entities have primary keys and 1:M relationships, with their PK being referenced in other entities as FK, as described in Chapters 11 and 16 of the </w:t>
+      </w:r>
+      <w:proofErr w:type="gramStart"/>
+      <w:r>
+        <w:rPr>
+          <w:rFonts w:ascii="Arial" w:hAnsi="Arial" w:cs="Arial"/>
+          <w:color w:val="222222"/>
+          <w:sz w:val="20"/>
+          <w:szCs w:val="20"/>
+        </w:rPr>
+        <w:t>textbook</w:t>
+      </w:r>
+      <w:proofErr w:type="gramEnd"/>
+      <w:r>
+        <w:rPr>
+          <w:rFonts w:ascii="Arial" w:hAnsi="Arial" w:cs="Arial"/>
+          <w:color w:val="222222"/>
+          <w:sz w:val="20"/>
+          <w:szCs w:val="20"/>
+        </w:rPr>
+        <w:t>.</w:t>
       </w:r>
     </w:p>
     <w:p>
@@ -876,7 +967,87 @@
           <w:sz w:val="20"/>
           <w:szCs w:val="20"/>
         </w:rPr>
-        <w:t>Each entity has a short description that highlights its purpose. For example, the Patrons entity records members or customers of the library who can borrow materials. Loans, on the other hand, tracks book checkout transactions by patrons and records fees, book status, and transaction dates. The entities’ 1:M relationships are described with good clarity. Patrons has a 1:M relationship with Loans, implemented with PatronID being referenced as FK inside Loans. Also, BookCopies has a 1:M relationship with Loans, where the BookCopies attribute CopyID is used as FK inside Loans. I think this relationship needs a bit more explanation to highlight whether it takes place over a period of time or represents a single transaction.</w:t>
+        <w:t xml:space="preserve">Each entity has a short description that highlights its purpose. For example, the Patrons entity records members or customers of the library who can borrow materials. Loans, on the other hand, tracks book checkout transactions by patrons and records fees, book status, and transaction dates. The entities’ 1:M relationships are described with good clarity. Patrons has a 1:M relationship with Loans, implemented with </w:t>
+      </w:r>
+      <w:proofErr w:type="spellStart"/>
+      <w:r>
+        <w:rPr>
+          <w:rFonts w:ascii="Arial" w:hAnsi="Arial" w:cs="Arial"/>
+          <w:color w:val="222222"/>
+          <w:sz w:val="20"/>
+          <w:szCs w:val="20"/>
+        </w:rPr>
+        <w:t>PatronID</w:t>
+      </w:r>
+      <w:proofErr w:type="spellEnd"/>
+      <w:r>
+        <w:rPr>
+          <w:rFonts w:ascii="Arial" w:hAnsi="Arial" w:cs="Arial"/>
+          <w:color w:val="222222"/>
+          <w:sz w:val="20"/>
+          <w:szCs w:val="20"/>
+        </w:rPr>
+        <w:t xml:space="preserve"> being referenced as FK inside Loans. Also, </w:t>
+      </w:r>
+      <w:proofErr w:type="spellStart"/>
+      <w:r>
+        <w:rPr>
+          <w:rFonts w:ascii="Arial" w:hAnsi="Arial" w:cs="Arial"/>
+          <w:color w:val="222222"/>
+          <w:sz w:val="20"/>
+          <w:szCs w:val="20"/>
+        </w:rPr>
+        <w:t>BookCopies</w:t>
+      </w:r>
+      <w:proofErr w:type="spellEnd"/>
+      <w:r>
+        <w:rPr>
+          <w:rFonts w:ascii="Arial" w:hAnsi="Arial" w:cs="Arial"/>
+          <w:color w:val="222222"/>
+          <w:sz w:val="20"/>
+          <w:szCs w:val="20"/>
+        </w:rPr>
+        <w:t xml:space="preserve"> has a 1:M relationship with Loans, where the </w:t>
+      </w:r>
+      <w:proofErr w:type="spellStart"/>
+      <w:r>
+        <w:rPr>
+          <w:rFonts w:ascii="Arial" w:hAnsi="Arial" w:cs="Arial"/>
+          <w:color w:val="222222"/>
+          <w:sz w:val="20"/>
+          <w:szCs w:val="20"/>
+        </w:rPr>
+        <w:t>BookCopies</w:t>
+      </w:r>
+      <w:proofErr w:type="spellEnd"/>
+      <w:r>
+        <w:rPr>
+          <w:rFonts w:ascii="Arial" w:hAnsi="Arial" w:cs="Arial"/>
+          <w:color w:val="222222"/>
+          <w:sz w:val="20"/>
+          <w:szCs w:val="20"/>
+        </w:rPr>
+        <w:t xml:space="preserve"> attribute </w:t>
+      </w:r>
+      <w:proofErr w:type="spellStart"/>
+      <w:r>
+        <w:rPr>
+          <w:rFonts w:ascii="Arial" w:hAnsi="Arial" w:cs="Arial"/>
+          <w:color w:val="222222"/>
+          <w:sz w:val="20"/>
+          <w:szCs w:val="20"/>
+        </w:rPr>
+        <w:t>CopyID</w:t>
+      </w:r>
+      <w:proofErr w:type="spellEnd"/>
+      <w:r>
+        <w:rPr>
+          <w:rFonts w:ascii="Arial" w:hAnsi="Arial" w:cs="Arial"/>
+          <w:color w:val="222222"/>
+          <w:sz w:val="20"/>
+          <w:szCs w:val="20"/>
+        </w:rPr>
+        <w:t xml:space="preserve"> is used as FK inside Loans. I think this relationship needs a bit more explanation to highlight whether it takes place over a period of time or represents a single transaction.</w:t>
       </w:r>
     </w:p>
     <w:p>
@@ -987,7 +1158,27 @@
           <w:sz w:val="20"/>
           <w:szCs w:val="20"/>
         </w:rPr>
-        <w:t>The drafts looks great and after reviewing here is some of my comments and feedback of the draft:</w:t>
+        <w:t xml:space="preserve">The drafts </w:t>
+      </w:r>
+      <w:proofErr w:type="gramStart"/>
+      <w:r>
+        <w:rPr>
+          <w:rFonts w:ascii="Arial" w:hAnsi="Arial" w:cs="Arial"/>
+          <w:color w:val="222222"/>
+          <w:sz w:val="20"/>
+          <w:szCs w:val="20"/>
+        </w:rPr>
+        <w:t>looks</w:t>
+      </w:r>
+      <w:proofErr w:type="gramEnd"/>
+      <w:r>
+        <w:rPr>
+          <w:rFonts w:ascii="Arial" w:hAnsi="Arial" w:cs="Arial"/>
+          <w:color w:val="222222"/>
+          <w:sz w:val="20"/>
+          <w:szCs w:val="20"/>
+        </w:rPr>
+        <w:t xml:space="preserve"> great and after reviewing here is some of my comments and feedback of the draft:</w:t>
       </w:r>
     </w:p>
     <w:p>
@@ -1035,7 +1226,67 @@
           <w:sz w:val="20"/>
           <w:szCs w:val="20"/>
         </w:rPr>
-        <w:t>Overall, the outline of entities and each of their attributes describes their relationships, the datatypes and their constraints accurately and have consistency across each of them. One update I would make is to the ER Diagram to include the list of attributes in each table and the relationship between those attributes as Primary and Foreign Keys. As well as adding the intersection tables for BookAuthors and BookGenres for the Many-to-Many relationships. Other than that the draft is following the metrics for the project.</w:t>
+        <w:t xml:space="preserve">Overall, the outline of entities and each of their attributes describes their relationships, the datatypes and their constraints accurately and have consistency across each of them. One update I would make is to the ER Diagram to include the list of attributes in each table and the relationship between those attributes as Primary and Foreign Keys. As well as adding the intersection tables for </w:t>
+      </w:r>
+      <w:proofErr w:type="spellStart"/>
+      <w:r>
+        <w:rPr>
+          <w:rFonts w:ascii="Arial" w:hAnsi="Arial" w:cs="Arial"/>
+          <w:color w:val="222222"/>
+          <w:sz w:val="20"/>
+          <w:szCs w:val="20"/>
+        </w:rPr>
+        <w:t>BookAuthors</w:t>
+      </w:r>
+      <w:proofErr w:type="spellEnd"/>
+      <w:r>
+        <w:rPr>
+          <w:rFonts w:ascii="Arial" w:hAnsi="Arial" w:cs="Arial"/>
+          <w:color w:val="222222"/>
+          <w:sz w:val="20"/>
+          <w:szCs w:val="20"/>
+        </w:rPr>
+        <w:t xml:space="preserve"> and </w:t>
+      </w:r>
+      <w:proofErr w:type="spellStart"/>
+      <w:r>
+        <w:rPr>
+          <w:rFonts w:ascii="Arial" w:hAnsi="Arial" w:cs="Arial"/>
+          <w:color w:val="222222"/>
+          <w:sz w:val="20"/>
+          <w:szCs w:val="20"/>
+        </w:rPr>
+        <w:t>BookGenres</w:t>
+      </w:r>
+      <w:proofErr w:type="spellEnd"/>
+      <w:r>
+        <w:rPr>
+          <w:rFonts w:ascii="Arial" w:hAnsi="Arial" w:cs="Arial"/>
+          <w:color w:val="222222"/>
+          <w:sz w:val="20"/>
+          <w:szCs w:val="20"/>
+        </w:rPr>
+        <w:t xml:space="preserve"> for the Many-to-Many relationships. Other than </w:t>
+      </w:r>
+      <w:proofErr w:type="gramStart"/>
+      <w:r>
+        <w:rPr>
+          <w:rFonts w:ascii="Arial" w:hAnsi="Arial" w:cs="Arial"/>
+          <w:color w:val="222222"/>
+          <w:sz w:val="20"/>
+          <w:szCs w:val="20"/>
+        </w:rPr>
+        <w:t>that</w:t>
+      </w:r>
+      <w:proofErr w:type="gramEnd"/>
+      <w:r>
+        <w:rPr>
+          <w:rFonts w:ascii="Arial" w:hAnsi="Arial" w:cs="Arial"/>
+          <w:color w:val="222222"/>
+          <w:sz w:val="20"/>
+          <w:szCs w:val="20"/>
+        </w:rPr>
+        <w:t xml:space="preserve"> the draft is following the metrics for the project.</w:t>
       </w:r>
     </w:p>
     <w:p>
@@ -1068,7 +1319,27 @@
           <w:sz w:val="20"/>
           <w:szCs w:val="20"/>
         </w:rPr>
-        <w:t>The review and all the feedback was completed and original from myself.  </w:t>
+        <w:t xml:space="preserve">The review and all the feedback </w:t>
+      </w:r>
+      <w:proofErr w:type="gramStart"/>
+      <w:r>
+        <w:rPr>
+          <w:rFonts w:ascii="Arial" w:hAnsi="Arial" w:cs="Arial"/>
+          <w:color w:val="222222"/>
+          <w:sz w:val="20"/>
+          <w:szCs w:val="20"/>
+        </w:rPr>
+        <w:t>was</w:t>
+      </w:r>
+      <w:proofErr w:type="gramEnd"/>
+      <w:r>
+        <w:rPr>
+          <w:rFonts w:ascii="Arial" w:hAnsi="Arial" w:cs="Arial"/>
+          <w:color w:val="222222"/>
+          <w:sz w:val="20"/>
+          <w:szCs w:val="20"/>
+        </w:rPr>
+        <w:t xml:space="preserve"> completed and original from myself.  </w:t>
       </w:r>
     </w:p>
     <w:p>
@@ -1398,7 +1669,27 @@
           <w:sz w:val="20"/>
           <w:szCs w:val="20"/>
         </w:rPr>
-        <w:t>Are at least four entities described, and does each one represent a single idea to be stored as a list? If yes, summarize. If not, based on the course material, what changes can you suggest to improve?</w:t>
+        <w:t xml:space="preserve">Are at least four entities described, and does each one </w:t>
+      </w:r>
+      <w:proofErr w:type="gramStart"/>
+      <w:r>
+        <w:rPr>
+          <w:rFonts w:ascii="Arial" w:hAnsi="Arial" w:cs="Arial"/>
+          <w:color w:val="222222"/>
+          <w:sz w:val="20"/>
+          <w:szCs w:val="20"/>
+        </w:rPr>
+        <w:t>represent</w:t>
+      </w:r>
+      <w:proofErr w:type="gramEnd"/>
+      <w:r>
+        <w:rPr>
+          <w:rFonts w:ascii="Arial" w:hAnsi="Arial" w:cs="Arial"/>
+          <w:color w:val="222222"/>
+          <w:sz w:val="20"/>
+          <w:szCs w:val="20"/>
+        </w:rPr>
+        <w:t xml:space="preserve"> a single idea to be stored as a list? If yes, summarize. If not, based on the course material, what changes can you suggest to improve?</w:t>
       </w:r>
     </w:p>
     <w:p>
@@ -1573,14 +1864,25 @@
           <w:szCs w:val="20"/>
         </w:rPr>
       </w:pPr>
-      <w:r>
-        <w:rPr>
-          <w:rFonts w:ascii="Arial" w:hAnsi="Arial" w:cs="Arial"/>
-          <w:color w:val="222222"/>
-          <w:sz w:val="20"/>
-          <w:szCs w:val="20"/>
-        </w:rPr>
-        <w:t>BookCopies - Track the physical copy of a book (Some book titles can have multiple</w:t>
+      <w:proofErr w:type="spellStart"/>
+      <w:r>
+        <w:rPr>
+          <w:rFonts w:ascii="Arial" w:hAnsi="Arial" w:cs="Arial"/>
+          <w:color w:val="222222"/>
+          <w:sz w:val="20"/>
+          <w:szCs w:val="20"/>
+        </w:rPr>
+        <w:t>BookCopies</w:t>
+      </w:r>
+      <w:proofErr w:type="spellEnd"/>
+      <w:r>
+        <w:rPr>
+          <w:rFonts w:ascii="Arial" w:hAnsi="Arial" w:cs="Arial"/>
+          <w:color w:val="222222"/>
+          <w:sz w:val="20"/>
+          <w:szCs w:val="20"/>
+        </w:rPr>
+        <w:t xml:space="preserve"> - Track the physical copy of a book (Some book titles can have multiple</w:t>
       </w:r>
     </w:p>
     <w:p>
@@ -1684,7 +1986,27 @@
           <w:sz w:val="20"/>
           <w:szCs w:val="20"/>
         </w:rPr>
-        <w:t>Books table - How are books with same title/publication year/publisher to be handled with regards to varying ISBNs? (i.e. paperback vs hardcover have different ISBNs). It might be useful to have an additional field in Books that describes that difference (hardcover, paperback, special edition, etc.)</w:t>
+        <w:t xml:space="preserve">Books table - How are books with same title/publication year/publisher to be handled with regards to varying ISBNs? (i.e. paperback vs hardcover </w:t>
+      </w:r>
+      <w:proofErr w:type="gramStart"/>
+      <w:r>
+        <w:rPr>
+          <w:rFonts w:ascii="Arial" w:hAnsi="Arial" w:cs="Arial"/>
+          <w:color w:val="222222"/>
+          <w:sz w:val="20"/>
+          <w:szCs w:val="20"/>
+        </w:rPr>
+        <w:t>have</w:t>
+      </w:r>
+      <w:proofErr w:type="gramEnd"/>
+      <w:r>
+        <w:rPr>
+          <w:rFonts w:ascii="Arial" w:hAnsi="Arial" w:cs="Arial"/>
+          <w:color w:val="222222"/>
+          <w:sz w:val="20"/>
+          <w:szCs w:val="20"/>
+        </w:rPr>
+        <w:t xml:space="preserve"> different ISBNs). It might be useful to have an additional field in Books that describes that difference (hardcover, paperback, special edition, etc.)</w:t>
       </w:r>
     </w:p>
     <w:p>
@@ -1762,8 +2084,19 @@
           <w:sz w:val="20"/>
           <w:szCs w:val="20"/>
         </w:rPr>
-        <w:t>Books → BookCopies</w:t>
-      </w:r>
+        <w:t xml:space="preserve">Books → </w:t>
+      </w:r>
+      <w:proofErr w:type="spellStart"/>
+      <w:r>
+        <w:rPr>
+          <w:rFonts w:ascii="Arial" w:hAnsi="Arial" w:cs="Arial"/>
+          <w:color w:val="222222"/>
+          <w:sz w:val="20"/>
+          <w:szCs w:val="20"/>
+        </w:rPr>
+        <w:t>BookCopies</w:t>
+      </w:r>
+      <w:proofErr w:type="spellEnd"/>
     </w:p>
     <w:p>
       <w:pPr>
@@ -1807,14 +2140,25 @@
           <w:szCs w:val="20"/>
         </w:rPr>
       </w:pPr>
-      <w:r>
-        <w:rPr>
-          <w:rFonts w:ascii="Arial" w:hAnsi="Arial" w:cs="Arial"/>
-          <w:color w:val="222222"/>
-          <w:sz w:val="20"/>
-          <w:szCs w:val="20"/>
-        </w:rPr>
-        <w:t>BookCopies → Loans</w:t>
+      <w:proofErr w:type="spellStart"/>
+      <w:r>
+        <w:rPr>
+          <w:rFonts w:ascii="Arial" w:hAnsi="Arial" w:cs="Arial"/>
+          <w:color w:val="222222"/>
+          <w:sz w:val="20"/>
+          <w:szCs w:val="20"/>
+        </w:rPr>
+        <w:t>BookCopies</w:t>
+      </w:r>
+      <w:proofErr w:type="spellEnd"/>
+      <w:r>
+        <w:rPr>
+          <w:rFonts w:ascii="Arial" w:hAnsi="Arial" w:cs="Arial"/>
+          <w:color w:val="222222"/>
+          <w:sz w:val="20"/>
+          <w:szCs w:val="20"/>
+        </w:rPr>
+        <w:t xml:space="preserve"> → Loans</w:t>
       </w:r>
     </w:p>
     <w:p>
@@ -1833,14 +2177,25 @@
           <w:szCs w:val="20"/>
         </w:rPr>
       </w:pPr>
-      <w:r>
-        <w:rPr>
-          <w:rFonts w:ascii="Arial" w:hAnsi="Arial" w:cs="Arial"/>
-          <w:color w:val="222222"/>
-          <w:sz w:val="20"/>
-          <w:szCs w:val="20"/>
-        </w:rPr>
-        <w:t>M:N relationships are appropriately resolved using intersection tables:</w:t>
+      <w:proofErr w:type="gramStart"/>
+      <w:r>
+        <w:rPr>
+          <w:rFonts w:ascii="Arial" w:hAnsi="Arial" w:cs="Arial"/>
+          <w:color w:val="222222"/>
+          <w:sz w:val="20"/>
+          <w:szCs w:val="20"/>
+        </w:rPr>
+        <w:t>M:N</w:t>
+      </w:r>
+      <w:proofErr w:type="gramEnd"/>
+      <w:r>
+        <w:rPr>
+          <w:rFonts w:ascii="Arial" w:hAnsi="Arial" w:cs="Arial"/>
+          <w:color w:val="222222"/>
+          <w:sz w:val="20"/>
+          <w:szCs w:val="20"/>
+        </w:rPr>
+        <w:t xml:space="preserve"> relationships are appropriately resolved using intersection tables:</w:t>
       </w:r>
     </w:p>
     <w:p>
@@ -1866,8 +2221,19 @@
           <w:sz w:val="20"/>
           <w:szCs w:val="20"/>
         </w:rPr>
-        <w:t>Books ↔ Authors via BookAuthors</w:t>
-      </w:r>
+        <w:t xml:space="preserve">Books ↔ Authors via </w:t>
+      </w:r>
+      <w:proofErr w:type="spellStart"/>
+      <w:r>
+        <w:rPr>
+          <w:rFonts w:ascii="Arial" w:hAnsi="Arial" w:cs="Arial"/>
+          <w:color w:val="222222"/>
+          <w:sz w:val="20"/>
+          <w:szCs w:val="20"/>
+        </w:rPr>
+        <w:t>BookAuthors</w:t>
+      </w:r>
+      <w:proofErr w:type="spellEnd"/>
     </w:p>
     <w:p>
       <w:pPr>
@@ -1892,8 +2258,19 @@
           <w:sz w:val="20"/>
           <w:szCs w:val="20"/>
         </w:rPr>
-        <w:t>Books ↔ Genres via BookGenres</w:t>
-      </w:r>
+        <w:t xml:space="preserve">Books ↔ Genres via </w:t>
+      </w:r>
+      <w:proofErr w:type="spellStart"/>
+      <w:r>
+        <w:rPr>
+          <w:rFonts w:ascii="Arial" w:hAnsi="Arial" w:cs="Arial"/>
+          <w:color w:val="222222"/>
+          <w:sz w:val="20"/>
+          <w:szCs w:val="20"/>
+        </w:rPr>
+        <w:t>BookGenres</w:t>
+      </w:r>
+      <w:proofErr w:type="spellEnd"/>
     </w:p>
     <w:p>
       <w:pPr>
@@ -1996,7 +2373,47 @@
           <w:sz w:val="20"/>
           <w:szCs w:val="20"/>
         </w:rPr>
-        <w:t>Show intersection tables BookAuthors and BookGenres.</w:t>
+        <w:t xml:space="preserve">Show intersection tables </w:t>
+      </w:r>
+      <w:proofErr w:type="spellStart"/>
+      <w:r>
+        <w:rPr>
+          <w:rFonts w:ascii="Arial" w:hAnsi="Arial" w:cs="Arial"/>
+          <w:color w:val="222222"/>
+          <w:sz w:val="20"/>
+          <w:szCs w:val="20"/>
+        </w:rPr>
+        <w:t>BookAuthors</w:t>
+      </w:r>
+      <w:proofErr w:type="spellEnd"/>
+      <w:r>
+        <w:rPr>
+          <w:rFonts w:ascii="Arial" w:hAnsi="Arial" w:cs="Arial"/>
+          <w:color w:val="222222"/>
+          <w:sz w:val="20"/>
+          <w:szCs w:val="20"/>
+        </w:rPr>
+        <w:t xml:space="preserve"> and </w:t>
+      </w:r>
+      <w:proofErr w:type="spellStart"/>
+      <w:r>
+        <w:rPr>
+          <w:rFonts w:ascii="Arial" w:hAnsi="Arial" w:cs="Arial"/>
+          <w:color w:val="222222"/>
+          <w:sz w:val="20"/>
+          <w:szCs w:val="20"/>
+        </w:rPr>
+        <w:t>BookGenres</w:t>
+      </w:r>
+      <w:proofErr w:type="spellEnd"/>
+      <w:r>
+        <w:rPr>
+          <w:rFonts w:ascii="Arial" w:hAnsi="Arial" w:cs="Arial"/>
+          <w:color w:val="222222"/>
+          <w:sz w:val="20"/>
+          <w:szCs w:val="20"/>
+        </w:rPr>
+        <w:t>.</w:t>
       </w:r>
     </w:p>
     <w:p>
@@ -2100,7 +2517,127 @@
           <w:sz w:val="20"/>
           <w:szCs w:val="20"/>
         </w:rPr>
-        <w:t>The name BookCopies is confusing and doesn’t immediately describe the table use case (it makes me think the Books table is tracking the main book, and the BooksCopies is tracking photocopied copies). Consider something more specific, like BookPhysicalCopies, PhysicalBooks, or rename both Books and BooksCopies to: Titles or Works and Items or PhysicalItems (separating the concepts of abstract intellectual work and tangible inventory).</w:t>
+        <w:t xml:space="preserve">The name </w:t>
+      </w:r>
+      <w:proofErr w:type="spellStart"/>
+      <w:r>
+        <w:rPr>
+          <w:rFonts w:ascii="Arial" w:hAnsi="Arial" w:cs="Arial"/>
+          <w:color w:val="222222"/>
+          <w:sz w:val="20"/>
+          <w:szCs w:val="20"/>
+        </w:rPr>
+        <w:t>BookCopies</w:t>
+      </w:r>
+      <w:proofErr w:type="spellEnd"/>
+      <w:r>
+        <w:rPr>
+          <w:rFonts w:ascii="Arial" w:hAnsi="Arial" w:cs="Arial"/>
+          <w:color w:val="222222"/>
+          <w:sz w:val="20"/>
+          <w:szCs w:val="20"/>
+        </w:rPr>
+        <w:t xml:space="preserve"> is confusing and doesn’t immediately describe the table use case (it makes me think the Books table is tracking the main book, and the </w:t>
+      </w:r>
+      <w:proofErr w:type="spellStart"/>
+      <w:r>
+        <w:rPr>
+          <w:rFonts w:ascii="Arial" w:hAnsi="Arial" w:cs="Arial"/>
+          <w:color w:val="222222"/>
+          <w:sz w:val="20"/>
+          <w:szCs w:val="20"/>
+        </w:rPr>
+        <w:t>BooksCopies</w:t>
+      </w:r>
+      <w:proofErr w:type="spellEnd"/>
+      <w:r>
+        <w:rPr>
+          <w:rFonts w:ascii="Arial" w:hAnsi="Arial" w:cs="Arial"/>
+          <w:color w:val="222222"/>
+          <w:sz w:val="20"/>
+          <w:szCs w:val="20"/>
+        </w:rPr>
+        <w:t xml:space="preserve"> is tracking photocopied copies). Consider something more specific, like </w:t>
+      </w:r>
+      <w:proofErr w:type="spellStart"/>
+      <w:r>
+        <w:rPr>
+          <w:rFonts w:ascii="Arial" w:hAnsi="Arial" w:cs="Arial"/>
+          <w:color w:val="222222"/>
+          <w:sz w:val="20"/>
+          <w:szCs w:val="20"/>
+        </w:rPr>
+        <w:t>BookPhysicalCopies</w:t>
+      </w:r>
+      <w:proofErr w:type="spellEnd"/>
+      <w:r>
+        <w:rPr>
+          <w:rFonts w:ascii="Arial" w:hAnsi="Arial" w:cs="Arial"/>
+          <w:color w:val="222222"/>
+          <w:sz w:val="20"/>
+          <w:szCs w:val="20"/>
+        </w:rPr>
+        <w:t xml:space="preserve">, </w:t>
+      </w:r>
+      <w:proofErr w:type="spellStart"/>
+      <w:r>
+        <w:rPr>
+          <w:rFonts w:ascii="Arial" w:hAnsi="Arial" w:cs="Arial"/>
+          <w:color w:val="222222"/>
+          <w:sz w:val="20"/>
+          <w:szCs w:val="20"/>
+        </w:rPr>
+        <w:t>PhysicalBooks</w:t>
+      </w:r>
+      <w:proofErr w:type="spellEnd"/>
+      <w:r>
+        <w:rPr>
+          <w:rFonts w:ascii="Arial" w:hAnsi="Arial" w:cs="Arial"/>
+          <w:color w:val="222222"/>
+          <w:sz w:val="20"/>
+          <w:szCs w:val="20"/>
+        </w:rPr>
+        <w:t xml:space="preserve">, or rename both Books and </w:t>
+      </w:r>
+      <w:proofErr w:type="spellStart"/>
+      <w:r>
+        <w:rPr>
+          <w:rFonts w:ascii="Arial" w:hAnsi="Arial" w:cs="Arial"/>
+          <w:color w:val="222222"/>
+          <w:sz w:val="20"/>
+          <w:szCs w:val="20"/>
+        </w:rPr>
+        <w:t>BooksCopies</w:t>
+      </w:r>
+      <w:proofErr w:type="spellEnd"/>
+      <w:r>
+        <w:rPr>
+          <w:rFonts w:ascii="Arial" w:hAnsi="Arial" w:cs="Arial"/>
+          <w:color w:val="222222"/>
+          <w:sz w:val="20"/>
+          <w:szCs w:val="20"/>
+        </w:rPr>
+        <w:t xml:space="preserve"> to: Titles or Works and Items or </w:t>
+      </w:r>
+      <w:proofErr w:type="spellStart"/>
+      <w:r>
+        <w:rPr>
+          <w:rFonts w:ascii="Arial" w:hAnsi="Arial" w:cs="Arial"/>
+          <w:color w:val="222222"/>
+          <w:sz w:val="20"/>
+          <w:szCs w:val="20"/>
+        </w:rPr>
+        <w:t>PhysicalItems</w:t>
+      </w:r>
+      <w:proofErr w:type="spellEnd"/>
+      <w:r>
+        <w:rPr>
+          <w:rFonts w:ascii="Arial" w:hAnsi="Arial" w:cs="Arial"/>
+          <w:color w:val="222222"/>
+          <w:sz w:val="20"/>
+          <w:szCs w:val="20"/>
+        </w:rPr>
+        <w:t xml:space="preserve"> (separating the concepts of abstract intellectual work and tangible inventory).</w:t>
       </w:r>
     </w:p>
     <w:p>
@@ -2341,7 +2878,27 @@
           <w:sz w:val="20"/>
           <w:szCs w:val="20"/>
         </w:rPr>
-        <w:t>Prompt: “how could you separate the ideas of physical books in the library and the electronic classification of them? I'm trying to find better names for books and BooksCopies”</w:t>
+        <w:t xml:space="preserve">Prompt: “how could you separate the ideas of physical books in the library and the electronic classification of them? I'm trying to find better names for books and </w:t>
+      </w:r>
+      <w:proofErr w:type="spellStart"/>
+      <w:r>
+        <w:rPr>
+          <w:rFonts w:ascii="Arial" w:hAnsi="Arial" w:cs="Arial"/>
+          <w:color w:val="222222"/>
+          <w:sz w:val="20"/>
+          <w:szCs w:val="20"/>
+        </w:rPr>
+        <w:t>BooksCopies</w:t>
+      </w:r>
+      <w:proofErr w:type="spellEnd"/>
+      <w:r>
+        <w:rPr>
+          <w:rFonts w:ascii="Arial" w:hAnsi="Arial" w:cs="Arial"/>
+          <w:color w:val="222222"/>
+          <w:sz w:val="20"/>
+          <w:szCs w:val="20"/>
+        </w:rPr>
+        <w:t>”</w:t>
       </w:r>
     </w:p>
     <w:p>
@@ -2725,7 +3282,23 @@
           <w:sz w:val="20"/>
           <w:szCs w:val="20"/>
         </w:rPr>
-        <w:t xml:space="preserve">Do you have any other suggestions for the team to help with their HTML UI? For example, using AS aliases to replace obscure column names such as fname with First Name. </w:t>
+        <w:t xml:space="preserve">Do you have any other suggestions for the team to help with their HTML UI? For example, using AS aliases to replace obscure column names such as </w:t>
+      </w:r>
+      <w:proofErr w:type="spellStart"/>
+      <w:r>
+        <w:rPr>
+          <w:sz w:val="20"/>
+          <w:szCs w:val="20"/>
+        </w:rPr>
+        <w:t>fname</w:t>
+      </w:r>
+      <w:proofErr w:type="spellEnd"/>
+      <w:r>
+        <w:rPr>
+          <w:sz w:val="20"/>
+          <w:szCs w:val="20"/>
+        </w:rPr>
+        <w:t xml:space="preserve"> with First Name. </w:t>
       </w:r>
     </w:p>
     <w:p>
@@ -2745,7 +3318,23 @@
           <w:sz w:val="20"/>
           <w:szCs w:val="20"/>
         </w:rPr>
-        <w:t xml:space="preserve">When constructing the views, I would recommend using aliases for the attribute names. The tables on the UI currently have that setup, but the DML does not. I also recommend not displaying IDs unless explicitly helpful to the user. In situations where an ID is a foreign key, I find it more readable to replace that with an attribute from the foreign entry instead. For example, instead of showing CustomerID = 3, have Customer= “Dave Thomas”. </w:t>
+        <w:t xml:space="preserve">When constructing the views, I would recommend using aliases for the attribute names. The tables on the UI currently have that setup, but the DML does not. I also recommend not displaying IDs unless explicitly helpful to the user. In situations where an ID is a foreign key, I find it more readable to replace that with an attribute from the foreign entry instead. For example, instead of showing </w:t>
+      </w:r>
+      <w:proofErr w:type="spellStart"/>
+      <w:r>
+        <w:rPr>
+          <w:sz w:val="20"/>
+          <w:szCs w:val="20"/>
+        </w:rPr>
+        <w:t>CustomerID</w:t>
+      </w:r>
+      <w:proofErr w:type="spellEnd"/>
+      <w:r>
+        <w:rPr>
+          <w:sz w:val="20"/>
+          <w:szCs w:val="20"/>
+        </w:rPr>
+        <w:t xml:space="preserve"> = 3, have Customer= “Dave Thomas”. </w:t>
       </w:r>
     </w:p>
     <w:p>
@@ -2798,339 +3387,550 @@
           <w:sz w:val="24"/>
           <w:szCs w:val="24"/>
         </w:rPr>
-        <w:t>Cody Strehlow</w:t>
-      </w:r>
-    </w:p>
-    <w:p>
-      <w:pPr>
-        <w:pStyle w:val="ListParagraph"/>
-        <w:numPr>
-          <w:ilvl w:val="0"/>
-          <w:numId w:val="14"/>
-        </w:numPr>
-        <w:rPr>
-          <w:sz w:val="20"/>
-          <w:szCs w:val="20"/>
-        </w:rPr>
-      </w:pPr>
-      <w:r>
-        <w:rPr>
-          <w:sz w:val="20"/>
-          <w:szCs w:val="20"/>
-        </w:rPr>
-        <w:t>Does the UI utilize a SELECT for every table in the schema? In other words, data from each table in the schema should be displayed on the UI. Note: it is generally not acceptable for just a single query to join all tables and displays them.</w:t>
-      </w:r>
-    </w:p>
-    <w:p>
-      <w:pPr>
-        <w:pStyle w:val="ListParagraph"/>
-        <w:numPr>
-          <w:ilvl w:val="1"/>
-          <w:numId w:val="14"/>
-        </w:numPr>
-        <w:rPr>
-          <w:sz w:val="20"/>
-          <w:szCs w:val="20"/>
-        </w:rPr>
-      </w:pPr>
-      <w:r>
-        <w:rPr>
-          <w:sz w:val="20"/>
-          <w:szCs w:val="20"/>
-        </w:rPr>
-        <w:lastRenderedPageBreak/>
-        <w:t>You do have SELECT statements for every table in the schema in your DML, and you have provided functionality to SELECT data from each table in the UI, but there isn't any actual data showing up for any of the tables, some static sample data would be nice to see how the page would look populated with data.</w:t>
-      </w:r>
-    </w:p>
-    <w:p>
-      <w:pPr>
-        <w:pStyle w:val="ListParagraph"/>
-        <w:numPr>
-          <w:ilvl w:val="0"/>
-          <w:numId w:val="14"/>
-        </w:numPr>
-        <w:rPr>
-          <w:sz w:val="20"/>
-          <w:szCs w:val="20"/>
-        </w:rPr>
-      </w:pPr>
-      <w:r>
-        <w:rPr>
-          <w:sz w:val="20"/>
-          <w:szCs w:val="20"/>
-        </w:rPr>
-        <w:t>Does the UI implement an INSERT form for at least one table in the schema? In other words, there should be UI input fields that correspond to at least one table.</w:t>
-      </w:r>
-    </w:p>
-    <w:p>
-      <w:pPr>
-        <w:pStyle w:val="ListParagraph"/>
-        <w:numPr>
-          <w:ilvl w:val="1"/>
-          <w:numId w:val="14"/>
-        </w:numPr>
-        <w:rPr>
-          <w:sz w:val="20"/>
-          <w:szCs w:val="20"/>
-        </w:rPr>
-      </w:pPr>
-      <w:r>
-        <w:rPr>
-          <w:sz w:val="20"/>
-          <w:szCs w:val="20"/>
-        </w:rPr>
-        <w:t>Yes, all of the pages include INSERT forms for the tables :)</w:t>
-      </w:r>
-    </w:p>
-    <w:p>
-      <w:pPr>
-        <w:pStyle w:val="ListParagraph"/>
-        <w:numPr>
-          <w:ilvl w:val="0"/>
-          <w:numId w:val="14"/>
-        </w:numPr>
-        <w:rPr>
-          <w:sz w:val="20"/>
-          <w:szCs w:val="20"/>
-        </w:rPr>
-      </w:pPr>
-      <w:r>
-        <w:rPr>
-          <w:sz w:val="20"/>
-          <w:szCs w:val="20"/>
-        </w:rPr>
-        <w:t>Does the UI have at least one DELETE for any one entity? In other words, is there a form/link/button that will allow the deletion of a row in at least one table?</w:t>
-      </w:r>
-    </w:p>
-    <w:p>
-      <w:pPr>
-        <w:pStyle w:val="ListParagraph"/>
-        <w:numPr>
-          <w:ilvl w:val="1"/>
-          <w:numId w:val="14"/>
-        </w:numPr>
-        <w:rPr>
-          <w:sz w:val="20"/>
-          <w:szCs w:val="20"/>
-        </w:rPr>
-      </w:pPr>
-      <w:r>
-        <w:rPr>
-          <w:sz w:val="20"/>
-          <w:szCs w:val="20"/>
-        </w:rPr>
-        <w:t>I don't see any DELETE buttons on any of the pages in the UI, although you do have them in your DML.</w:t>
-      </w:r>
-    </w:p>
-    <w:p>
-      <w:pPr>
-        <w:pStyle w:val="ListParagraph"/>
-        <w:numPr>
-          <w:ilvl w:val="0"/>
-          <w:numId w:val="14"/>
-        </w:numPr>
-        <w:rPr>
-          <w:sz w:val="20"/>
-          <w:szCs w:val="20"/>
-        </w:rPr>
-      </w:pPr>
-      <w:r>
-        <w:rPr>
-          <w:sz w:val="20"/>
-          <w:szCs w:val="20"/>
-        </w:rPr>
-        <w:t>Does the UI have at least one DELETE that will remove things from a M:M relationship? In other words, if an order is deleted from the Orders table, it should also delete the corresponding rows from the OrderDetails table, BUT it should not delete any Products or Customers.</w:t>
-      </w:r>
-    </w:p>
-    <w:p>
-      <w:pPr>
-        <w:pStyle w:val="ListParagraph"/>
-        <w:numPr>
-          <w:ilvl w:val="1"/>
-          <w:numId w:val="14"/>
-        </w:numPr>
-        <w:rPr>
-          <w:sz w:val="20"/>
-          <w:szCs w:val="20"/>
-        </w:rPr>
-      </w:pPr>
-      <w:r>
-        <w:rPr>
-          <w:sz w:val="20"/>
-          <w:szCs w:val="20"/>
-        </w:rPr>
-        <w:t>Again, not in the UI, but the functionality is included in your DDL via ON DELETE CASCADE.</w:t>
-      </w:r>
-    </w:p>
-    <w:p>
-      <w:pPr>
-        <w:pStyle w:val="ListParagraph"/>
-        <w:numPr>
-          <w:ilvl w:val="0"/>
-          <w:numId w:val="14"/>
-        </w:numPr>
-        <w:rPr>
-          <w:sz w:val="20"/>
-          <w:szCs w:val="20"/>
-        </w:rPr>
-      </w:pPr>
-      <w:r>
-        <w:rPr>
-          <w:sz w:val="20"/>
-          <w:szCs w:val="20"/>
-        </w:rPr>
-        <w:t>Is there at least one UPDATE form in the UI for any one entity? In other words, in the case of Products, can productName, listPrice, qtyOnHand, e.g. be updated for a single ProductID record?</w:t>
-      </w:r>
-    </w:p>
-    <w:p>
-      <w:pPr>
-        <w:pStyle w:val="ListParagraph"/>
-        <w:numPr>
-          <w:ilvl w:val="1"/>
-          <w:numId w:val="14"/>
-        </w:numPr>
-        <w:rPr>
-          <w:sz w:val="20"/>
-          <w:szCs w:val="20"/>
-        </w:rPr>
-      </w:pPr>
-      <w:r>
-        <w:rPr>
-          <w:sz w:val="20"/>
-          <w:szCs w:val="20"/>
-        </w:rPr>
-        <w:t>Yes all of your table's include an UPDATE form in the UI.</w:t>
-      </w:r>
-    </w:p>
-    <w:p>
-      <w:pPr>
-        <w:pStyle w:val="ListParagraph"/>
-        <w:numPr>
-          <w:ilvl w:val="0"/>
-          <w:numId w:val="14"/>
-        </w:numPr>
-        <w:rPr>
-          <w:sz w:val="20"/>
-          <w:szCs w:val="20"/>
-        </w:rPr>
-      </w:pPr>
-      <w:r>
-        <w:rPr>
-          <w:sz w:val="20"/>
-          <w:szCs w:val="20"/>
-        </w:rPr>
-        <w:t>Is there at least one UPDATE form in the UI to modify an M:M relationship? In other words, does the UPDATE allow the user to select a different foreign key value to update the intersection table with?</w:t>
-      </w:r>
-    </w:p>
-    <w:p>
-      <w:pPr>
-        <w:pStyle w:val="ListParagraph"/>
-        <w:numPr>
-          <w:ilvl w:val="1"/>
-          <w:numId w:val="14"/>
-        </w:numPr>
-        <w:rPr>
-          <w:sz w:val="20"/>
-          <w:szCs w:val="20"/>
-        </w:rPr>
-      </w:pPr>
-      <w:r>
-        <w:rPr>
-          <w:sz w:val="20"/>
-          <w:szCs w:val="20"/>
-        </w:rPr>
-        <w:t>There isn't a page for either BookAuthors or BookGenres, so there's no UPDATE form that would allow a user to select a different bookID, authorID, or genreID in either intersection table. But, similar to the other things missing from your UI, you do have the functionality in your DML.</w:t>
-      </w:r>
-    </w:p>
-    <w:p>
-      <w:pPr>
-        <w:pStyle w:val="ListParagraph"/>
-        <w:numPr>
-          <w:ilvl w:val="0"/>
-          <w:numId w:val="14"/>
-        </w:numPr>
-        <w:rPr>
-          <w:sz w:val="20"/>
-          <w:szCs w:val="20"/>
-        </w:rPr>
-      </w:pPr>
-      <w:r>
-        <w:rPr>
-          <w:sz w:val="20"/>
-          <w:szCs w:val="20"/>
-        </w:rPr>
-        <w:t>Do you have any other suggestions for the team to help with their HTML UI? For example, using AS aliases to replace obscure column names such as fname with First Name.</w:t>
-      </w:r>
-    </w:p>
-    <w:p>
-      <w:pPr>
-        <w:pStyle w:val="ListParagraph"/>
-        <w:numPr>
-          <w:ilvl w:val="1"/>
-          <w:numId w:val="14"/>
-        </w:numPr>
-        <w:rPr>
-          <w:sz w:val="20"/>
-          <w:szCs w:val="20"/>
-        </w:rPr>
-      </w:pPr>
-      <w:r>
-        <w:rPr>
-          <w:sz w:val="20"/>
-          <w:szCs w:val="20"/>
-        </w:rPr>
-        <w:t>There's a slight inconsistency between your sample data in the DDL and the available options for the "Select Media Type" drop down on the Books page. Your sample data lists the bookMedia as "Physical" while there are only options for "Hardback", "Paperback", "E-book", and "Audio" in the dropdown. Overall your code is looking great, excited to see your UI when it's complete!</w:t>
-      </w:r>
-    </w:p>
-    <w:p>
-      <w:pPr>
-        <w:ind w:left="360"/>
-        <w:rPr>
-          <w:sz w:val="20"/>
-          <w:szCs w:val="20"/>
-        </w:rPr>
-      </w:pPr>
-    </w:p>
-    <w:p>
-      <w:pPr>
-        <w:ind w:left="360"/>
-        <w:rPr>
-          <w:sz w:val="20"/>
-          <w:szCs w:val="20"/>
-        </w:rPr>
-      </w:pPr>
-      <w:r>
-        <w:rPr>
-          <w:sz w:val="20"/>
-          <w:szCs w:val="20"/>
-        </w:rPr>
-        <w:t>This review is entirely my own work</w:t>
-      </w:r>
-    </w:p>
-    <w:p>
-      <w:pPr>
-        <w:ind w:left="360"/>
-        <w:rPr>
-          <w:sz w:val="20"/>
-          <w:szCs w:val="20"/>
-        </w:rPr>
-      </w:pPr>
-    </w:p>
-    <w:p>
-      <w:pPr>
-        <w:ind w:left="360"/>
+        <w:t xml:space="preserve">Cody </w:t>
+      </w:r>
+      <w:proofErr w:type="spellStart"/>
+      <w:r>
         <w:rPr>
           <w:b/>
           <w:sz w:val="24"/>
           <w:szCs w:val="24"/>
         </w:rPr>
-      </w:pPr>
-      <w:r>
+        <w:t>Strehlow</w:t>
+      </w:r>
+      <w:proofErr w:type="spellEnd"/>
+    </w:p>
+    <w:p>
+      <w:pPr>
+        <w:pStyle w:val="ListParagraph"/>
+        <w:numPr>
+          <w:ilvl w:val="0"/>
+          <w:numId w:val="14"/>
+        </w:numPr>
+        <w:rPr>
+          <w:sz w:val="20"/>
+          <w:szCs w:val="20"/>
+        </w:rPr>
+      </w:pPr>
+      <w:r>
+        <w:rPr>
+          <w:sz w:val="20"/>
+          <w:szCs w:val="20"/>
+        </w:rPr>
+        <w:t>Does the UI utilize a SELECT for every table in the schema? In other words, data from each table in the schema should be displayed on the UI. Note: it is generally not acceptable for just a single query to join all tables and displays them.</w:t>
+      </w:r>
+    </w:p>
+    <w:p>
+      <w:pPr>
+        <w:pStyle w:val="ListParagraph"/>
+        <w:numPr>
+          <w:ilvl w:val="1"/>
+          <w:numId w:val="14"/>
+        </w:numPr>
+        <w:rPr>
+          <w:sz w:val="20"/>
+          <w:szCs w:val="20"/>
+        </w:rPr>
+      </w:pPr>
+      <w:r>
+        <w:rPr>
+          <w:sz w:val="20"/>
+          <w:szCs w:val="20"/>
+        </w:rPr>
+        <w:lastRenderedPageBreak/>
+        <w:t>You do have SELECT statements for every table in the schema in your DML, and you have provided functionality to SELECT data from each table in the UI, but there isn't any actual data showing up for any of the tables, some static sample data would be nice to see how the page would look populated with data.</w:t>
+      </w:r>
+    </w:p>
+    <w:p>
+      <w:pPr>
+        <w:pStyle w:val="ListParagraph"/>
+        <w:numPr>
+          <w:ilvl w:val="0"/>
+          <w:numId w:val="14"/>
+        </w:numPr>
+        <w:rPr>
+          <w:sz w:val="20"/>
+          <w:szCs w:val="20"/>
+        </w:rPr>
+      </w:pPr>
+      <w:r>
+        <w:rPr>
+          <w:sz w:val="20"/>
+          <w:szCs w:val="20"/>
+        </w:rPr>
+        <w:t>Does the UI implement an INSERT form for at least one table in the schema? In other words, there should be UI input fields that correspond to at least one table.</w:t>
+      </w:r>
+    </w:p>
+    <w:p>
+      <w:pPr>
+        <w:pStyle w:val="ListParagraph"/>
+        <w:numPr>
+          <w:ilvl w:val="1"/>
+          <w:numId w:val="14"/>
+        </w:numPr>
+        <w:rPr>
+          <w:sz w:val="20"/>
+          <w:szCs w:val="20"/>
+        </w:rPr>
+      </w:pPr>
+      <w:r>
+        <w:rPr>
+          <w:sz w:val="20"/>
+          <w:szCs w:val="20"/>
+        </w:rPr>
+        <w:t>Yes, all of the pages include INSERT forms for the tables :)</w:t>
+      </w:r>
+    </w:p>
+    <w:p>
+      <w:pPr>
+        <w:pStyle w:val="ListParagraph"/>
+        <w:numPr>
+          <w:ilvl w:val="0"/>
+          <w:numId w:val="14"/>
+        </w:numPr>
+        <w:rPr>
+          <w:sz w:val="20"/>
+          <w:szCs w:val="20"/>
+        </w:rPr>
+      </w:pPr>
+      <w:r>
+        <w:rPr>
+          <w:sz w:val="20"/>
+          <w:szCs w:val="20"/>
+        </w:rPr>
+        <w:t>Does the UI have at least one DELETE for any one entity? In other words, is there a form/link/button that will allow the deletion of a row in at least one table?</w:t>
+      </w:r>
+    </w:p>
+    <w:p>
+      <w:pPr>
+        <w:pStyle w:val="ListParagraph"/>
+        <w:numPr>
+          <w:ilvl w:val="1"/>
+          <w:numId w:val="14"/>
+        </w:numPr>
+        <w:rPr>
+          <w:sz w:val="20"/>
+          <w:szCs w:val="20"/>
+        </w:rPr>
+      </w:pPr>
+      <w:r>
+        <w:rPr>
+          <w:sz w:val="20"/>
+          <w:szCs w:val="20"/>
+        </w:rPr>
+        <w:t>I don't see any DELETE buttons on any of the pages in the UI, although you do have them in your DML.</w:t>
+      </w:r>
+    </w:p>
+    <w:p>
+      <w:pPr>
+        <w:pStyle w:val="ListParagraph"/>
+        <w:numPr>
+          <w:ilvl w:val="0"/>
+          <w:numId w:val="14"/>
+        </w:numPr>
+        <w:rPr>
+          <w:sz w:val="20"/>
+          <w:szCs w:val="20"/>
+        </w:rPr>
+      </w:pPr>
+      <w:r>
+        <w:rPr>
+          <w:sz w:val="20"/>
+          <w:szCs w:val="20"/>
+        </w:rPr>
+        <w:t xml:space="preserve">Does the UI have at least one DELETE that will remove things from a M:M relationship? In other words, if an order is deleted from the Orders table, it should also delete the corresponding rows from the </w:t>
+      </w:r>
+      <w:proofErr w:type="spellStart"/>
+      <w:r>
+        <w:rPr>
+          <w:sz w:val="20"/>
+          <w:szCs w:val="20"/>
+        </w:rPr>
+        <w:t>OrderDetails</w:t>
+      </w:r>
+      <w:proofErr w:type="spellEnd"/>
+      <w:r>
+        <w:rPr>
+          <w:sz w:val="20"/>
+          <w:szCs w:val="20"/>
+        </w:rPr>
+        <w:t xml:space="preserve"> table, BUT it should not delete any Products or Customers.</w:t>
+      </w:r>
+    </w:p>
+    <w:p>
+      <w:pPr>
+        <w:pStyle w:val="ListParagraph"/>
+        <w:numPr>
+          <w:ilvl w:val="1"/>
+          <w:numId w:val="14"/>
+        </w:numPr>
+        <w:rPr>
+          <w:sz w:val="20"/>
+          <w:szCs w:val="20"/>
+        </w:rPr>
+      </w:pPr>
+      <w:r>
+        <w:rPr>
+          <w:sz w:val="20"/>
+          <w:szCs w:val="20"/>
+        </w:rPr>
+        <w:t>Again, not in the UI, but the functionality is included in your DDL via ON DELETE CASCADE.</w:t>
+      </w:r>
+    </w:p>
+    <w:p>
+      <w:pPr>
+        <w:pStyle w:val="ListParagraph"/>
+        <w:numPr>
+          <w:ilvl w:val="0"/>
+          <w:numId w:val="14"/>
+        </w:numPr>
+        <w:rPr>
+          <w:sz w:val="20"/>
+          <w:szCs w:val="20"/>
+        </w:rPr>
+      </w:pPr>
+      <w:r>
+        <w:rPr>
+          <w:sz w:val="20"/>
+          <w:szCs w:val="20"/>
+        </w:rPr>
+        <w:t xml:space="preserve">Is there at least one UPDATE form in the UI for any one entity? In other words, in the case of Products, can </w:t>
+      </w:r>
+      <w:proofErr w:type="spellStart"/>
+      <w:r>
+        <w:rPr>
+          <w:sz w:val="20"/>
+          <w:szCs w:val="20"/>
+        </w:rPr>
+        <w:t>productName</w:t>
+      </w:r>
+      <w:proofErr w:type="spellEnd"/>
+      <w:r>
+        <w:rPr>
+          <w:sz w:val="20"/>
+          <w:szCs w:val="20"/>
+        </w:rPr>
+        <w:t xml:space="preserve">, </w:t>
+      </w:r>
+      <w:proofErr w:type="spellStart"/>
+      <w:r>
+        <w:rPr>
+          <w:sz w:val="20"/>
+          <w:szCs w:val="20"/>
+        </w:rPr>
+        <w:t>listPrice</w:t>
+      </w:r>
+      <w:proofErr w:type="spellEnd"/>
+      <w:r>
+        <w:rPr>
+          <w:sz w:val="20"/>
+          <w:szCs w:val="20"/>
+        </w:rPr>
+        <w:t xml:space="preserve">, </w:t>
+      </w:r>
+      <w:proofErr w:type="spellStart"/>
+      <w:r>
+        <w:rPr>
+          <w:sz w:val="20"/>
+          <w:szCs w:val="20"/>
+        </w:rPr>
+        <w:t>qtyOnHand</w:t>
+      </w:r>
+      <w:proofErr w:type="spellEnd"/>
+      <w:r>
+        <w:rPr>
+          <w:sz w:val="20"/>
+          <w:szCs w:val="20"/>
+        </w:rPr>
+        <w:t xml:space="preserve">, e.g. be updated for a single </w:t>
+      </w:r>
+      <w:proofErr w:type="spellStart"/>
+      <w:r>
+        <w:rPr>
+          <w:sz w:val="20"/>
+          <w:szCs w:val="20"/>
+        </w:rPr>
+        <w:t>ProductID</w:t>
+      </w:r>
+      <w:proofErr w:type="spellEnd"/>
+      <w:r>
+        <w:rPr>
+          <w:sz w:val="20"/>
+          <w:szCs w:val="20"/>
+        </w:rPr>
+        <w:t xml:space="preserve"> record?</w:t>
+      </w:r>
+    </w:p>
+    <w:p>
+      <w:pPr>
+        <w:pStyle w:val="ListParagraph"/>
+        <w:numPr>
+          <w:ilvl w:val="1"/>
+          <w:numId w:val="14"/>
+        </w:numPr>
+        <w:rPr>
+          <w:sz w:val="20"/>
+          <w:szCs w:val="20"/>
+        </w:rPr>
+      </w:pPr>
+      <w:proofErr w:type="gramStart"/>
+      <w:r>
+        <w:rPr>
+          <w:sz w:val="20"/>
+          <w:szCs w:val="20"/>
+        </w:rPr>
+        <w:t>Yes</w:t>
+      </w:r>
+      <w:proofErr w:type="gramEnd"/>
+      <w:r>
+        <w:rPr>
+          <w:sz w:val="20"/>
+          <w:szCs w:val="20"/>
+        </w:rPr>
+        <w:t xml:space="preserve"> all of your table's include an UPDATE form in the UI.</w:t>
+      </w:r>
+    </w:p>
+    <w:p>
+      <w:pPr>
+        <w:pStyle w:val="ListParagraph"/>
+        <w:numPr>
+          <w:ilvl w:val="0"/>
+          <w:numId w:val="14"/>
+        </w:numPr>
+        <w:rPr>
+          <w:sz w:val="20"/>
+          <w:szCs w:val="20"/>
+        </w:rPr>
+      </w:pPr>
+      <w:r>
+        <w:rPr>
+          <w:sz w:val="20"/>
+          <w:szCs w:val="20"/>
+        </w:rPr>
+        <w:t>Is there at least one UPDATE form in the UI to modify an M:M relationship? In other words, does the UPDATE allow the user to select a different foreign key value to update the intersection table with?</w:t>
+      </w:r>
+    </w:p>
+    <w:p>
+      <w:pPr>
+        <w:pStyle w:val="ListParagraph"/>
+        <w:numPr>
+          <w:ilvl w:val="1"/>
+          <w:numId w:val="14"/>
+        </w:numPr>
+        <w:rPr>
+          <w:sz w:val="20"/>
+          <w:szCs w:val="20"/>
+        </w:rPr>
+      </w:pPr>
+      <w:r>
+        <w:rPr>
+          <w:sz w:val="20"/>
+          <w:szCs w:val="20"/>
+        </w:rPr>
+        <w:t xml:space="preserve">There isn't a page for either </w:t>
+      </w:r>
+      <w:proofErr w:type="spellStart"/>
+      <w:r>
+        <w:rPr>
+          <w:sz w:val="20"/>
+          <w:szCs w:val="20"/>
+        </w:rPr>
+        <w:t>BookAuthors</w:t>
+      </w:r>
+      <w:proofErr w:type="spellEnd"/>
+      <w:r>
+        <w:rPr>
+          <w:sz w:val="20"/>
+          <w:szCs w:val="20"/>
+        </w:rPr>
+        <w:t xml:space="preserve"> or </w:t>
+      </w:r>
+      <w:proofErr w:type="spellStart"/>
+      <w:r>
+        <w:rPr>
+          <w:sz w:val="20"/>
+          <w:szCs w:val="20"/>
+        </w:rPr>
+        <w:t>BookGenres</w:t>
+      </w:r>
+      <w:proofErr w:type="spellEnd"/>
+      <w:r>
+        <w:rPr>
+          <w:sz w:val="20"/>
+          <w:szCs w:val="20"/>
+        </w:rPr>
+        <w:t xml:space="preserve">, so there's no UPDATE form that would allow a user to select a different </w:t>
+      </w:r>
+      <w:proofErr w:type="spellStart"/>
+      <w:r>
+        <w:rPr>
+          <w:sz w:val="20"/>
+          <w:szCs w:val="20"/>
+        </w:rPr>
+        <w:t>bookID</w:t>
+      </w:r>
+      <w:proofErr w:type="spellEnd"/>
+      <w:r>
+        <w:rPr>
+          <w:sz w:val="20"/>
+          <w:szCs w:val="20"/>
+        </w:rPr>
+        <w:t xml:space="preserve">, </w:t>
+      </w:r>
+      <w:proofErr w:type="spellStart"/>
+      <w:r>
+        <w:rPr>
+          <w:sz w:val="20"/>
+          <w:szCs w:val="20"/>
+        </w:rPr>
+        <w:t>authorID</w:t>
+      </w:r>
+      <w:proofErr w:type="spellEnd"/>
+      <w:r>
+        <w:rPr>
+          <w:sz w:val="20"/>
+          <w:szCs w:val="20"/>
+        </w:rPr>
+        <w:t xml:space="preserve">, or </w:t>
+      </w:r>
+      <w:proofErr w:type="spellStart"/>
+      <w:r>
+        <w:rPr>
+          <w:sz w:val="20"/>
+          <w:szCs w:val="20"/>
+        </w:rPr>
+        <w:t>genreID</w:t>
+      </w:r>
+      <w:proofErr w:type="spellEnd"/>
+      <w:r>
+        <w:rPr>
+          <w:sz w:val="20"/>
+          <w:szCs w:val="20"/>
+        </w:rPr>
+        <w:t xml:space="preserve"> in either intersection table. But, similar to the other things missing from your UI, you do have the functionality in your DML.</w:t>
+      </w:r>
+    </w:p>
+    <w:p>
+      <w:pPr>
+        <w:pStyle w:val="ListParagraph"/>
+        <w:numPr>
+          <w:ilvl w:val="0"/>
+          <w:numId w:val="14"/>
+        </w:numPr>
+        <w:rPr>
+          <w:sz w:val="20"/>
+          <w:szCs w:val="20"/>
+        </w:rPr>
+      </w:pPr>
+      <w:r>
+        <w:rPr>
+          <w:sz w:val="20"/>
+          <w:szCs w:val="20"/>
+        </w:rPr>
+        <w:t xml:space="preserve">Do you have any other suggestions for the team to help with their HTML UI? For example, using AS aliases to replace obscure column names such as </w:t>
+      </w:r>
+      <w:proofErr w:type="spellStart"/>
+      <w:r>
+        <w:rPr>
+          <w:sz w:val="20"/>
+          <w:szCs w:val="20"/>
+        </w:rPr>
+        <w:t>fname</w:t>
+      </w:r>
+      <w:proofErr w:type="spellEnd"/>
+      <w:r>
+        <w:rPr>
+          <w:sz w:val="20"/>
+          <w:szCs w:val="20"/>
+        </w:rPr>
+        <w:t xml:space="preserve"> with First Name.</w:t>
+      </w:r>
+    </w:p>
+    <w:p>
+      <w:pPr>
+        <w:pStyle w:val="ListParagraph"/>
+        <w:numPr>
+          <w:ilvl w:val="1"/>
+          <w:numId w:val="14"/>
+        </w:numPr>
+        <w:rPr>
+          <w:sz w:val="20"/>
+          <w:szCs w:val="20"/>
+        </w:rPr>
+      </w:pPr>
+      <w:r>
+        <w:rPr>
+          <w:sz w:val="20"/>
+          <w:szCs w:val="20"/>
+        </w:rPr>
+        <w:t xml:space="preserve">There's a slight inconsistency between your sample data in the DDL and the available options for the "Select Media Type" drop down on the Books page. Your sample data lists the </w:t>
+      </w:r>
+      <w:proofErr w:type="spellStart"/>
+      <w:r>
+        <w:rPr>
+          <w:sz w:val="20"/>
+          <w:szCs w:val="20"/>
+        </w:rPr>
+        <w:t>bookMedia</w:t>
+      </w:r>
+      <w:proofErr w:type="spellEnd"/>
+      <w:r>
+        <w:rPr>
+          <w:sz w:val="20"/>
+          <w:szCs w:val="20"/>
+        </w:rPr>
+        <w:t xml:space="preserve"> as "Physical" while there are only options for "Hardback", "Paperback", "E-book", and "Audio" in the dropdown. Overall your code is looking great, excited to see your UI when it's complete!</w:t>
+      </w:r>
+    </w:p>
+    <w:p>
+      <w:pPr>
+        <w:ind w:left="360"/>
+        <w:rPr>
+          <w:sz w:val="20"/>
+          <w:szCs w:val="20"/>
+        </w:rPr>
+      </w:pPr>
+    </w:p>
+    <w:p>
+      <w:pPr>
+        <w:ind w:left="360"/>
+        <w:rPr>
+          <w:sz w:val="20"/>
+          <w:szCs w:val="20"/>
+        </w:rPr>
+      </w:pPr>
+      <w:r>
+        <w:rPr>
+          <w:sz w:val="20"/>
+          <w:szCs w:val="20"/>
+        </w:rPr>
+        <w:t>This review is entirely my own work</w:t>
+      </w:r>
+    </w:p>
+    <w:p>
+      <w:pPr>
+        <w:ind w:left="360"/>
+        <w:rPr>
+          <w:sz w:val="20"/>
+          <w:szCs w:val="20"/>
+        </w:rPr>
+      </w:pPr>
+    </w:p>
+    <w:p>
+      <w:pPr>
+        <w:ind w:left="360"/>
         <w:rPr>
           <w:b/>
           <w:sz w:val="24"/>
           <w:szCs w:val="24"/>
         </w:rPr>
+      </w:pPr>
+      <w:r>
+        <w:rPr>
+          <w:b/>
+          <w:sz w:val="24"/>
+          <w:szCs w:val="24"/>
+        </w:rPr>
         <w:t>Cameron Brooks</w:t>
       </w:r>
     </w:p>
@@ -3167,7 +3967,71 @@
           <w:sz w:val="20"/>
           <w:szCs w:val="20"/>
         </w:rPr>
-        <w:t>The library database has a solid schema design — 8 tables with two proper M:M relationships (Books↔Authors via BookAuthors, Books↔Genres via BookGenres) and a well-modeled Loans system. Here's my detailed review:</w:t>
+        <w:t>The library database has a solid schema design — 8 tables with two proper M:M relationships (</w:t>
+      </w:r>
+      <w:proofErr w:type="spellStart"/>
+      <w:r>
+        <w:rPr>
+          <w:sz w:val="20"/>
+          <w:szCs w:val="20"/>
+        </w:rPr>
+        <w:t>Books↔Authors</w:t>
+      </w:r>
+      <w:proofErr w:type="spellEnd"/>
+      <w:r>
+        <w:rPr>
+          <w:sz w:val="20"/>
+          <w:szCs w:val="20"/>
+        </w:rPr>
+        <w:t xml:space="preserve"> via </w:t>
+      </w:r>
+      <w:proofErr w:type="spellStart"/>
+      <w:r>
+        <w:rPr>
+          <w:sz w:val="20"/>
+          <w:szCs w:val="20"/>
+        </w:rPr>
+        <w:t>BookAuthors</w:t>
+      </w:r>
+      <w:proofErr w:type="spellEnd"/>
+      <w:r>
+        <w:rPr>
+          <w:sz w:val="20"/>
+          <w:szCs w:val="20"/>
+        </w:rPr>
+        <w:t xml:space="preserve">, </w:t>
+      </w:r>
+      <w:proofErr w:type="spellStart"/>
+      <w:r>
+        <w:rPr>
+          <w:sz w:val="20"/>
+          <w:szCs w:val="20"/>
+        </w:rPr>
+        <w:t>Books↔Genres</w:t>
+      </w:r>
+      <w:proofErr w:type="spellEnd"/>
+      <w:r>
+        <w:rPr>
+          <w:sz w:val="20"/>
+          <w:szCs w:val="20"/>
+        </w:rPr>
+        <w:t xml:space="preserve"> via </w:t>
+      </w:r>
+      <w:proofErr w:type="spellStart"/>
+      <w:r>
+        <w:rPr>
+          <w:sz w:val="20"/>
+          <w:szCs w:val="20"/>
+        </w:rPr>
+        <w:t>BookGenres</w:t>
+      </w:r>
+      <w:proofErr w:type="spellEnd"/>
+      <w:r>
+        <w:rPr>
+          <w:sz w:val="20"/>
+          <w:szCs w:val="20"/>
+        </w:rPr>
+        <w:t>) and a well-modeled Loans system. Here's my detailed review:</w:t>
       </w:r>
     </w:p>
     <w:p>
@@ -3187,7 +4051,71 @@
           <w:sz w:val="20"/>
           <w:szCs w:val="20"/>
         </w:rPr>
-        <w:t>SELECT for every table: Yes — all 8 tables (Books, Patrons, Authors, Genres, BookCopies, Loans, BookAuthors, BookGenres) have their own SELECT queries. The queries for BookCopies, Loans, and the junction tables use JOINs to display human-readable data, which is a nice touch.</w:t>
+        <w:t xml:space="preserve">SELECT for every table: Yes — all 8 tables (Books, Patrons, Authors, Genres, </w:t>
+      </w:r>
+      <w:proofErr w:type="spellStart"/>
+      <w:r>
+        <w:rPr>
+          <w:sz w:val="20"/>
+          <w:szCs w:val="20"/>
+        </w:rPr>
+        <w:t>BookCopies</w:t>
+      </w:r>
+      <w:proofErr w:type="spellEnd"/>
+      <w:r>
+        <w:rPr>
+          <w:sz w:val="20"/>
+          <w:szCs w:val="20"/>
+        </w:rPr>
+        <w:t xml:space="preserve">, Loans, </w:t>
+      </w:r>
+      <w:proofErr w:type="spellStart"/>
+      <w:r>
+        <w:rPr>
+          <w:sz w:val="20"/>
+          <w:szCs w:val="20"/>
+        </w:rPr>
+        <w:t>BookAuthors</w:t>
+      </w:r>
+      <w:proofErr w:type="spellEnd"/>
+      <w:r>
+        <w:rPr>
+          <w:sz w:val="20"/>
+          <w:szCs w:val="20"/>
+        </w:rPr>
+        <w:t xml:space="preserve">, </w:t>
+      </w:r>
+      <w:proofErr w:type="spellStart"/>
+      <w:r>
+        <w:rPr>
+          <w:sz w:val="20"/>
+          <w:szCs w:val="20"/>
+        </w:rPr>
+        <w:t>BookGenres</w:t>
+      </w:r>
+      <w:proofErr w:type="spellEnd"/>
+      <w:r>
+        <w:rPr>
+          <w:sz w:val="20"/>
+          <w:szCs w:val="20"/>
+        </w:rPr>
+        <w:t xml:space="preserve">) have their own SELECT queries. The queries for </w:t>
+      </w:r>
+      <w:proofErr w:type="spellStart"/>
+      <w:r>
+        <w:rPr>
+          <w:sz w:val="20"/>
+          <w:szCs w:val="20"/>
+        </w:rPr>
+        <w:t>BookCopies</w:t>
+      </w:r>
+      <w:proofErr w:type="spellEnd"/>
+      <w:r>
+        <w:rPr>
+          <w:sz w:val="20"/>
+          <w:szCs w:val="20"/>
+        </w:rPr>
+        <w:t>, Loans, and the junction tables use JOINs to display human-readable data, which is a nice touch.</w:t>
       </w:r>
     </w:p>
     <w:p>
@@ -3228,7 +4156,39 @@
           <w:szCs w:val="20"/>
         </w:rPr>
         <w:lastRenderedPageBreak/>
-        <w:t>DELETE for any one entity: Yes — DELETE statements are present in the DML for all 8 tables (e.g., DELETE FROM Books WHERE bookID = @bookIDInput). The PDF screenshots also show Delete buttons on every table row. I want to note that previous reviewers stated DELETEs were missing from the DML and/or UI, but looking at both the SQL and the screenshots, they appear to be there.</w:t>
+        <w:t xml:space="preserve">DELETE for any one entity: Yes — DELETE statements are present in the DML for all 8 tables (e.g., DELETE FROM Books WHERE </w:t>
+      </w:r>
+      <w:proofErr w:type="spellStart"/>
+      <w:r>
+        <w:rPr>
+          <w:sz w:val="20"/>
+          <w:szCs w:val="20"/>
+        </w:rPr>
+        <w:t>bookID</w:t>
+      </w:r>
+      <w:proofErr w:type="spellEnd"/>
+      <w:r>
+        <w:rPr>
+          <w:sz w:val="20"/>
+          <w:szCs w:val="20"/>
+        </w:rPr>
+        <w:t xml:space="preserve"> = @</w:t>
+      </w:r>
+      <w:proofErr w:type="spellStart"/>
+      <w:r>
+        <w:rPr>
+          <w:sz w:val="20"/>
+          <w:szCs w:val="20"/>
+        </w:rPr>
+        <w:t>bookIDInput</w:t>
+      </w:r>
+      <w:proofErr w:type="spellEnd"/>
+      <w:r>
+        <w:rPr>
+          <w:sz w:val="20"/>
+          <w:szCs w:val="20"/>
+        </w:rPr>
+        <w:t>). The PDF screenshots also show Delete buttons on every table row. I want to note that previous reviewers stated DELETEs were missing from the DML and/or UI, but looking at both the SQL and the screenshots, they appear to be there.</w:t>
       </w:r>
     </w:p>
     <w:p>
@@ -3248,7 +4208,119 @@
           <w:sz w:val="20"/>
           <w:szCs w:val="20"/>
         </w:rPr>
-        <w:t>DELETE for M:M relationship: Yes — this is well handled. The DDL uses ON DELETE CASCADE on both foreign keys in BookAuthors and BookGenres, so deleting a Book will automatically remove its entries from both junction tables without affecting the Authors or Genres themselves. There are also direct DELETE queries for BookAuthors and BookGenres to remove individual associations. The Loans table uses ON DELETE RESTRICT on both copyID and patronID, which is a smart choice — it prevents accidentally deleting a Patron or BookCopy that still has active loan records.</w:t>
+        <w:t xml:space="preserve">DELETE for M:M relationship: Yes — this is well handled. The DDL uses ON DELETE CASCADE on both foreign keys in </w:t>
+      </w:r>
+      <w:proofErr w:type="spellStart"/>
+      <w:r>
+        <w:rPr>
+          <w:sz w:val="20"/>
+          <w:szCs w:val="20"/>
+        </w:rPr>
+        <w:t>BookAuthors</w:t>
+      </w:r>
+      <w:proofErr w:type="spellEnd"/>
+      <w:r>
+        <w:rPr>
+          <w:sz w:val="20"/>
+          <w:szCs w:val="20"/>
+        </w:rPr>
+        <w:t xml:space="preserve"> and </w:t>
+      </w:r>
+      <w:proofErr w:type="spellStart"/>
+      <w:r>
+        <w:rPr>
+          <w:sz w:val="20"/>
+          <w:szCs w:val="20"/>
+        </w:rPr>
+        <w:t>BookGenres</w:t>
+      </w:r>
+      <w:proofErr w:type="spellEnd"/>
+      <w:r>
+        <w:rPr>
+          <w:sz w:val="20"/>
+          <w:szCs w:val="20"/>
+        </w:rPr>
+        <w:t xml:space="preserve">, so deleting a Book will automatically remove its entries from both junction tables without affecting the Authors or Genres themselves. There are also direct DELETE queries for </w:t>
+      </w:r>
+      <w:proofErr w:type="spellStart"/>
+      <w:r>
+        <w:rPr>
+          <w:sz w:val="20"/>
+          <w:szCs w:val="20"/>
+        </w:rPr>
+        <w:t>BookAuthors</w:t>
+      </w:r>
+      <w:proofErr w:type="spellEnd"/>
+      <w:r>
+        <w:rPr>
+          <w:sz w:val="20"/>
+          <w:szCs w:val="20"/>
+        </w:rPr>
+        <w:t xml:space="preserve"> and </w:t>
+      </w:r>
+      <w:proofErr w:type="spellStart"/>
+      <w:r>
+        <w:rPr>
+          <w:sz w:val="20"/>
+          <w:szCs w:val="20"/>
+        </w:rPr>
+        <w:t>BookGenres</w:t>
+      </w:r>
+      <w:proofErr w:type="spellEnd"/>
+      <w:r>
+        <w:rPr>
+          <w:sz w:val="20"/>
+          <w:szCs w:val="20"/>
+        </w:rPr>
+        <w:t xml:space="preserve"> to remove individual associations. The Loans table uses ON DELETE RESTRICT on both </w:t>
+      </w:r>
+      <w:proofErr w:type="spellStart"/>
+      <w:r>
+        <w:rPr>
+          <w:sz w:val="20"/>
+          <w:szCs w:val="20"/>
+        </w:rPr>
+        <w:t>copyID</w:t>
+      </w:r>
+      <w:proofErr w:type="spellEnd"/>
+      <w:r>
+        <w:rPr>
+          <w:sz w:val="20"/>
+          <w:szCs w:val="20"/>
+        </w:rPr>
+        <w:t xml:space="preserve"> and </w:t>
+      </w:r>
+      <w:proofErr w:type="spellStart"/>
+      <w:r>
+        <w:rPr>
+          <w:sz w:val="20"/>
+          <w:szCs w:val="20"/>
+        </w:rPr>
+        <w:t>patronID</w:t>
+      </w:r>
+      <w:proofErr w:type="spellEnd"/>
+      <w:r>
+        <w:rPr>
+          <w:sz w:val="20"/>
+          <w:szCs w:val="20"/>
+        </w:rPr>
+        <w:t xml:space="preserve">, which is a smart choice — it prevents accidentally deleting a Patron or </w:t>
+      </w:r>
+      <w:proofErr w:type="spellStart"/>
+      <w:r>
+        <w:rPr>
+          <w:sz w:val="20"/>
+          <w:szCs w:val="20"/>
+        </w:rPr>
+        <w:t>BookCopy</w:t>
+      </w:r>
+      <w:proofErr w:type="spellEnd"/>
+      <w:r>
+        <w:rPr>
+          <w:sz w:val="20"/>
+          <w:szCs w:val="20"/>
+        </w:rPr>
+        <w:t xml:space="preserve"> that still has active loan records.</w:t>
       </w:r>
     </w:p>
     <w:p>
@@ -3288,7 +4360,151 @@
           <w:sz w:val="20"/>
           <w:szCs w:val="20"/>
         </w:rPr>
-        <w:t>UPDATE for M:M relationship: Yes — both BookAuthors and BookGenres have UPDATE queries that allow changing the foreign key values. For example, UPDATE BookAuthors SET authorID = @newAuthorIDInput WHERE bookID = @bookIDInput AND authorID = @oldAuthorIDInput lets you reassign a book to a different author within the junction table.</w:t>
+        <w:t xml:space="preserve">UPDATE for M:M relationship: Yes — both </w:t>
+      </w:r>
+      <w:proofErr w:type="spellStart"/>
+      <w:r>
+        <w:rPr>
+          <w:sz w:val="20"/>
+          <w:szCs w:val="20"/>
+        </w:rPr>
+        <w:t>BookAuthors</w:t>
+      </w:r>
+      <w:proofErr w:type="spellEnd"/>
+      <w:r>
+        <w:rPr>
+          <w:sz w:val="20"/>
+          <w:szCs w:val="20"/>
+        </w:rPr>
+        <w:t xml:space="preserve"> and </w:t>
+      </w:r>
+      <w:proofErr w:type="spellStart"/>
+      <w:r>
+        <w:rPr>
+          <w:sz w:val="20"/>
+          <w:szCs w:val="20"/>
+        </w:rPr>
+        <w:t>BookGenres</w:t>
+      </w:r>
+      <w:proofErr w:type="spellEnd"/>
+      <w:r>
+        <w:rPr>
+          <w:sz w:val="20"/>
+          <w:szCs w:val="20"/>
+        </w:rPr>
+        <w:t xml:space="preserve"> have UPDATE queries that allow changing the foreign key values. For example, UPDATE </w:t>
+      </w:r>
+      <w:proofErr w:type="spellStart"/>
+      <w:r>
+        <w:rPr>
+          <w:sz w:val="20"/>
+          <w:szCs w:val="20"/>
+        </w:rPr>
+        <w:t>BookAuthors</w:t>
+      </w:r>
+      <w:proofErr w:type="spellEnd"/>
+      <w:r>
+        <w:rPr>
+          <w:sz w:val="20"/>
+          <w:szCs w:val="20"/>
+        </w:rPr>
+        <w:t xml:space="preserve"> SET </w:t>
+      </w:r>
+      <w:proofErr w:type="spellStart"/>
+      <w:r>
+        <w:rPr>
+          <w:sz w:val="20"/>
+          <w:szCs w:val="20"/>
+        </w:rPr>
+        <w:t>authorID</w:t>
+      </w:r>
+      <w:proofErr w:type="spellEnd"/>
+      <w:r>
+        <w:rPr>
+          <w:sz w:val="20"/>
+          <w:szCs w:val="20"/>
+        </w:rPr>
+        <w:t xml:space="preserve"> = @</w:t>
+      </w:r>
+      <w:proofErr w:type="spellStart"/>
+      <w:r>
+        <w:rPr>
+          <w:sz w:val="20"/>
+          <w:szCs w:val="20"/>
+        </w:rPr>
+        <w:t>newAuthorIDInput</w:t>
+      </w:r>
+      <w:proofErr w:type="spellEnd"/>
+      <w:r>
+        <w:rPr>
+          <w:sz w:val="20"/>
+          <w:szCs w:val="20"/>
+        </w:rPr>
+        <w:t xml:space="preserve"> WHERE </w:t>
+      </w:r>
+      <w:proofErr w:type="spellStart"/>
+      <w:r>
+        <w:rPr>
+          <w:sz w:val="20"/>
+          <w:szCs w:val="20"/>
+        </w:rPr>
+        <w:t>bookID</w:t>
+      </w:r>
+      <w:proofErr w:type="spellEnd"/>
+      <w:r>
+        <w:rPr>
+          <w:sz w:val="20"/>
+          <w:szCs w:val="20"/>
+        </w:rPr>
+        <w:t xml:space="preserve"> = @</w:t>
+      </w:r>
+      <w:proofErr w:type="spellStart"/>
+      <w:r>
+        <w:rPr>
+          <w:sz w:val="20"/>
+          <w:szCs w:val="20"/>
+        </w:rPr>
+        <w:t>bookIDInput</w:t>
+      </w:r>
+      <w:proofErr w:type="spellEnd"/>
+      <w:r>
+        <w:rPr>
+          <w:sz w:val="20"/>
+          <w:szCs w:val="20"/>
+        </w:rPr>
+        <w:t xml:space="preserve"> AND </w:t>
+      </w:r>
+      <w:proofErr w:type="spellStart"/>
+      <w:r>
+        <w:rPr>
+          <w:sz w:val="20"/>
+          <w:szCs w:val="20"/>
+        </w:rPr>
+        <w:t>authorID</w:t>
+      </w:r>
+      <w:proofErr w:type="spellEnd"/>
+      <w:r>
+        <w:rPr>
+          <w:sz w:val="20"/>
+          <w:szCs w:val="20"/>
+        </w:rPr>
+        <w:t xml:space="preserve"> = @</w:t>
+      </w:r>
+      <w:proofErr w:type="spellStart"/>
+      <w:r>
+        <w:rPr>
+          <w:sz w:val="20"/>
+          <w:szCs w:val="20"/>
+        </w:rPr>
+        <w:t>oldAuthorIDInput</w:t>
+      </w:r>
+      <w:proofErr w:type="spellEnd"/>
+      <w:r>
+        <w:rPr>
+          <w:sz w:val="20"/>
+          <w:szCs w:val="20"/>
+        </w:rPr>
+        <w:t xml:space="preserve"> lets you reassign a book to a different author within the junction table.</w:t>
       </w:r>
     </w:p>
     <w:p>
@@ -3328,7 +4544,103 @@
           <w:sz w:val="20"/>
           <w:szCs w:val="20"/>
         </w:rPr>
-        <w:t>Junction table UI doesn't seem to use the JOIN queries yet: The DML has nice JOIN-based browse queries for BookAuthors and BookGenres that display book titles and author/genre names. However, the screenshots show these tables still displaying only raw IDs (bookID 1, authorID 1, etc.). Make sure the UI is wired to use those JOIN queries so users see "Harry Potter and the Sorcerer's Stone — J.K. Rowling" instead of "1 — 1". Same issue with the Loans table showing raw copyID and patronID numbers.</w:t>
+        <w:t xml:space="preserve">Junction table UI doesn't seem to use the JOIN queries yet: The DML has nice JOIN-based browse queries for </w:t>
+      </w:r>
+      <w:proofErr w:type="spellStart"/>
+      <w:r>
+        <w:rPr>
+          <w:sz w:val="20"/>
+          <w:szCs w:val="20"/>
+        </w:rPr>
+        <w:t>BookAuthors</w:t>
+      </w:r>
+      <w:proofErr w:type="spellEnd"/>
+      <w:r>
+        <w:rPr>
+          <w:sz w:val="20"/>
+          <w:szCs w:val="20"/>
+        </w:rPr>
+        <w:t xml:space="preserve"> and </w:t>
+      </w:r>
+      <w:proofErr w:type="spellStart"/>
+      <w:r>
+        <w:rPr>
+          <w:sz w:val="20"/>
+          <w:szCs w:val="20"/>
+        </w:rPr>
+        <w:t>BookGenres</w:t>
+      </w:r>
+      <w:proofErr w:type="spellEnd"/>
+      <w:r>
+        <w:rPr>
+          <w:sz w:val="20"/>
+          <w:szCs w:val="20"/>
+        </w:rPr>
+        <w:t xml:space="preserve"> that display book titles and author/genre names. However, the screenshots show these tables still displaying only raw IDs (</w:t>
+      </w:r>
+      <w:proofErr w:type="spellStart"/>
+      <w:r>
+        <w:rPr>
+          <w:sz w:val="20"/>
+          <w:szCs w:val="20"/>
+        </w:rPr>
+        <w:t>bookID</w:t>
+      </w:r>
+      <w:proofErr w:type="spellEnd"/>
+      <w:r>
+        <w:rPr>
+          <w:sz w:val="20"/>
+          <w:szCs w:val="20"/>
+        </w:rPr>
+        <w:t xml:space="preserve"> 1, </w:t>
+      </w:r>
+      <w:proofErr w:type="spellStart"/>
+      <w:r>
+        <w:rPr>
+          <w:sz w:val="20"/>
+          <w:szCs w:val="20"/>
+        </w:rPr>
+        <w:t>authorID</w:t>
+      </w:r>
+      <w:proofErr w:type="spellEnd"/>
+      <w:r>
+        <w:rPr>
+          <w:sz w:val="20"/>
+          <w:szCs w:val="20"/>
+        </w:rPr>
+        <w:t xml:space="preserve"> 1, etc.). Make sure the UI is wired to use those JOIN queries so users see "Harry Potter and the Sorcerer's Stone — J.K. Rowling" instead of "1 — 1". Same issue with the Loans table showing raw </w:t>
+      </w:r>
+      <w:proofErr w:type="spellStart"/>
+      <w:r>
+        <w:rPr>
+          <w:sz w:val="20"/>
+          <w:szCs w:val="20"/>
+        </w:rPr>
+        <w:t>copyID</w:t>
+      </w:r>
+      <w:proofErr w:type="spellEnd"/>
+      <w:r>
+        <w:rPr>
+          <w:sz w:val="20"/>
+          <w:szCs w:val="20"/>
+        </w:rPr>
+        <w:t xml:space="preserve"> and </w:t>
+      </w:r>
+      <w:proofErr w:type="spellStart"/>
+      <w:r>
+        <w:rPr>
+          <w:sz w:val="20"/>
+          <w:szCs w:val="20"/>
+        </w:rPr>
+        <w:t>patronID</w:t>
+      </w:r>
+      <w:proofErr w:type="spellEnd"/>
+      <w:r>
+        <w:rPr>
+          <w:sz w:val="20"/>
+          <w:szCs w:val="20"/>
+        </w:rPr>
+        <w:t xml:space="preserve"> numbers.</w:t>
       </w:r>
     </w:p>
     <w:p>
@@ -3348,7 +4660,39 @@
           <w:sz w:val="20"/>
           <w:szCs w:val="20"/>
         </w:rPr>
-        <w:t>Minor doc/DDL mismatch on phone: The database outline says phone: VARCHAR(10) but the DDL creates it as VARCHAR(12). Worth reconciling — VARCHAR(12) is actually better if you ever want to store formatted numbers with dashes (e.g., 541-555-2001).</w:t>
+        <w:t xml:space="preserve">Minor doc/DDL mismatch on phone: The database outline says phone: </w:t>
+      </w:r>
+      <w:proofErr w:type="gramStart"/>
+      <w:r>
+        <w:rPr>
+          <w:sz w:val="20"/>
+          <w:szCs w:val="20"/>
+        </w:rPr>
+        <w:t>VARCHAR(</w:t>
+      </w:r>
+      <w:proofErr w:type="gramEnd"/>
+      <w:r>
+        <w:rPr>
+          <w:sz w:val="20"/>
+          <w:szCs w:val="20"/>
+        </w:rPr>
+        <w:t xml:space="preserve">10) but the DDL creates it as VARCHAR(12). Worth reconciling — </w:t>
+      </w:r>
+      <w:proofErr w:type="gramStart"/>
+      <w:r>
+        <w:rPr>
+          <w:sz w:val="20"/>
+          <w:szCs w:val="20"/>
+        </w:rPr>
+        <w:t>VARCHAR(</w:t>
+      </w:r>
+      <w:proofErr w:type="gramEnd"/>
+      <w:r>
+        <w:rPr>
+          <w:sz w:val="20"/>
+          <w:szCs w:val="20"/>
+        </w:rPr>
+        <w:t>12) is actually better if you ever want to store formatted numbers with dashes (e.g., 541-555-2001).</w:t>
       </w:r>
     </w:p>
     <w:p>
@@ -3368,7 +4712,87 @@
           <w:sz w:val="20"/>
           <w:szCs w:val="20"/>
         </w:rPr>
-        <w:t>Consider ENUM or a lookup table for bookMedia: Right now bookMedia is a freeform VARCHAR(50). Since the values are likely a small fixed set (Physical, Digital, Audiobook), an ENUM like you used for Loans.status would prevent inconsistent entries like "physical" vs "Physical" vs "PHYSICAL". Alternatively, a small MediaTypes reference table would work.</w:t>
+        <w:t xml:space="preserve">Consider ENUM or a lookup table for </w:t>
+      </w:r>
+      <w:proofErr w:type="spellStart"/>
+      <w:r>
+        <w:rPr>
+          <w:sz w:val="20"/>
+          <w:szCs w:val="20"/>
+        </w:rPr>
+        <w:t>bookMedia</w:t>
+      </w:r>
+      <w:proofErr w:type="spellEnd"/>
+      <w:r>
+        <w:rPr>
+          <w:sz w:val="20"/>
+          <w:szCs w:val="20"/>
+        </w:rPr>
+        <w:t xml:space="preserve">: Right now </w:t>
+      </w:r>
+      <w:proofErr w:type="spellStart"/>
+      <w:r>
+        <w:rPr>
+          <w:sz w:val="20"/>
+          <w:szCs w:val="20"/>
+        </w:rPr>
+        <w:t>bookMedia</w:t>
+      </w:r>
+      <w:proofErr w:type="spellEnd"/>
+      <w:r>
+        <w:rPr>
+          <w:sz w:val="20"/>
+          <w:szCs w:val="20"/>
+        </w:rPr>
+        <w:t xml:space="preserve"> is a freeform </w:t>
+      </w:r>
+      <w:proofErr w:type="gramStart"/>
+      <w:r>
+        <w:rPr>
+          <w:sz w:val="20"/>
+          <w:szCs w:val="20"/>
+        </w:rPr>
+        <w:t>VARCHAR(</w:t>
+      </w:r>
+      <w:proofErr w:type="gramEnd"/>
+      <w:r>
+        <w:rPr>
+          <w:sz w:val="20"/>
+          <w:szCs w:val="20"/>
+        </w:rPr>
+        <w:t xml:space="preserve">50). Since the values are likely a small fixed set (Physical, Digital, Audiobook), an ENUM like you used for </w:t>
+      </w:r>
+      <w:proofErr w:type="spellStart"/>
+      <w:r>
+        <w:rPr>
+          <w:sz w:val="20"/>
+          <w:szCs w:val="20"/>
+        </w:rPr>
+        <w:t>Loans.status</w:t>
+      </w:r>
+      <w:proofErr w:type="spellEnd"/>
+      <w:r>
+        <w:rPr>
+          <w:sz w:val="20"/>
+          <w:szCs w:val="20"/>
+        </w:rPr>
+        <w:t xml:space="preserve"> would prevent inconsistent entries like "physical" vs "Physical" vs "PHYSICAL". Alternatively, a small </w:t>
+      </w:r>
+      <w:proofErr w:type="spellStart"/>
+      <w:r>
+        <w:rPr>
+          <w:sz w:val="20"/>
+          <w:szCs w:val="20"/>
+        </w:rPr>
+        <w:t>MediaTypes</w:t>
+      </w:r>
+      <w:proofErr w:type="spellEnd"/>
+      <w:r>
+        <w:rPr>
+          <w:sz w:val="20"/>
+          <w:szCs w:val="20"/>
+        </w:rPr>
+        <w:t xml:space="preserve"> reference table would work.</w:t>
       </w:r>
     </w:p>
     <w:p>
@@ -3388,7 +4812,39 @@
           <w:sz w:val="20"/>
           <w:szCs w:val="20"/>
         </w:rPr>
-        <w:t>Search/filter queries for scale: Your overview mentions serving 43,000 books and 15,000–25,000 patrons. The current DML only has browse-all queries (SELECT ... ORDER BY). For that scale, consider adding a search query, e.g., SELECT ... FROM Books WHERE title LIKE CONCAT('%', @searchInput, '%'), which would make the UI much more practical at scale.</w:t>
+        <w:t xml:space="preserve">Search/filter queries for scale: Your overview mentions serving 43,000 books and 15,000–25,000 patrons. The current DML only has browse-all queries (SELECT ... ORDER BY). For that scale, consider adding a search query, e.g., SELECT ... FROM Books WHERE title LIKE </w:t>
+      </w:r>
+      <w:proofErr w:type="gramStart"/>
+      <w:r>
+        <w:rPr>
+          <w:sz w:val="20"/>
+          <w:szCs w:val="20"/>
+        </w:rPr>
+        <w:t>CONCAT(</w:t>
+      </w:r>
+      <w:proofErr w:type="gramEnd"/>
+      <w:r>
+        <w:rPr>
+          <w:sz w:val="20"/>
+          <w:szCs w:val="20"/>
+        </w:rPr>
+        <w:t>'%', @</w:t>
+      </w:r>
+      <w:proofErr w:type="spellStart"/>
+      <w:r>
+        <w:rPr>
+          <w:sz w:val="20"/>
+          <w:szCs w:val="20"/>
+        </w:rPr>
+        <w:t>searchInput</w:t>
+      </w:r>
+      <w:proofErr w:type="spellEnd"/>
+      <w:r>
+        <w:rPr>
+          <w:sz w:val="20"/>
+          <w:szCs w:val="20"/>
+        </w:rPr>
+        <w:t>, '%'), which would make the UI much more practical at scale.</w:t>
       </w:r>
     </w:p>
     <w:p>
@@ -3454,6 +4910,335 @@
         </w:rPr>
         <w:br w:type="page"/>
       </w:r>
+    </w:p>
+    <w:p>
+      <w:pPr>
+        <w:rPr>
+          <w:b/>
+          <w:sz w:val="28"/>
+          <w:szCs w:val="28"/>
+          <w:u w:val="single"/>
+        </w:rPr>
+      </w:pPr>
+      <w:r>
+        <w:rPr>
+          <w:b/>
+          <w:sz w:val="28"/>
+          <w:szCs w:val="28"/>
+          <w:u w:val="single"/>
+        </w:rPr>
+        <w:lastRenderedPageBreak/>
+        <w:t xml:space="preserve">Draft </w:t>
+      </w:r>
+      <w:r>
+        <w:rPr>
+          <w:b/>
+          <w:sz w:val="28"/>
+          <w:szCs w:val="28"/>
+          <w:u w:val="single"/>
+        </w:rPr>
+        <w:t>4</w:t>
+      </w:r>
+    </w:p>
+    <w:p>
+      <w:pPr>
+        <w:rPr>
+          <w:b/>
+          <w:sz w:val="24"/>
+          <w:szCs w:val="24"/>
+        </w:rPr>
+      </w:pPr>
+      <w:r>
+        <w:rPr>
+          <w:b/>
+          <w:sz w:val="24"/>
+          <w:szCs w:val="24"/>
+        </w:rPr>
+        <w:t>Roland Hutchins</w:t>
+      </w:r>
+    </w:p>
+    <w:p>
+      <w:r>
+        <w:t>Nice work!</w:t>
+      </w:r>
+    </w:p>
+    <w:p>
+      <w:r>
+        <w:t xml:space="preserve">The select operations work as expected. </w:t>
+      </w:r>
+    </w:p>
+    <w:p>
+      <w:r>
+        <w:t xml:space="preserve">The reset button works as well. I tested by deleting an author, then resetting the db. </w:t>
+      </w:r>
+    </w:p>
+    <w:p>
+      <w:r>
+        <w:t xml:space="preserve">I think a user would be able to figure out how to use the operations that currently work. </w:t>
+      </w:r>
+    </w:p>
+    <w:p>
+      <w:r>
+        <w:t>For suggestions, take a look at the Explorations if your group is in a time crunch to knockout the other CRUD elements. There are some good outlines for code block to use. You could ape those and cite them.</w:t>
+      </w:r>
+    </w:p>
+    <w:p>
+      <w:r>
+        <w:t xml:space="preserve">Maybe reduce the number of entities you have so there is less work to do as well. I'm not sure there is a benefit to gain for having more than 5 entities, as the processes for each entity, currently, are very similar. </w:t>
+      </w:r>
+    </w:p>
+    <w:p>
+      <w:r>
+        <w:t xml:space="preserve">For the </w:t>
+      </w:r>
+      <w:proofErr w:type="spellStart"/>
+      <w:r>
+        <w:t>DDL.sql</w:t>
+      </w:r>
+      <w:proofErr w:type="spellEnd"/>
+      <w:r>
+        <w:t xml:space="preserve"> file, I think the wrapper to reset the DB should be inside DDL. "At this stage we also expect you have added the PL/SQL code necessary so that this DDL can be called to reset your database", from 3. in the assignment webpage. It looks like the procedure exists in the </w:t>
+      </w:r>
+      <w:proofErr w:type="spellStart"/>
+      <w:r>
+        <w:t>PL.sql</w:t>
+      </w:r>
+      <w:proofErr w:type="spellEnd"/>
+      <w:r>
+        <w:t xml:space="preserve"> file, which is to house the other procedures created. Functionally, the result is the same. I wonder if for grading purposes the location matters.</w:t>
+      </w:r>
+    </w:p>
+    <w:p/>
+    <w:p>
+      <w:pPr>
+        <w:rPr>
+          <w:b/>
+          <w:sz w:val="24"/>
+          <w:szCs w:val="24"/>
+        </w:rPr>
+      </w:pPr>
+      <w:r>
+        <w:rPr>
+          <w:b/>
+          <w:sz w:val="24"/>
+          <w:szCs w:val="24"/>
+        </w:rPr>
+        <w:t>Greyson Sparling</w:t>
+      </w:r>
+    </w:p>
+    <w:p>
+      <w:pPr>
+        <w:pStyle w:val="amber-el"/>
+        <w:shd w:val="clear" w:color="auto" w:fill="FFFFFF"/>
+        <w:spacing w:before="0" w:beforeAutospacing="0" w:after="0" w:afterAutospacing="0"/>
+        <w:rPr>
+          <w:rFonts w:ascii="Arial" w:hAnsi="Arial" w:cs="Arial"/>
+          <w:color w:val="222222"/>
+          <w:sz w:val="23"/>
+          <w:szCs w:val="23"/>
+        </w:rPr>
+      </w:pPr>
+      <w:r>
+        <w:rPr>
+          <w:rFonts w:ascii="Arial" w:hAnsi="Arial" w:cs="Arial"/>
+          <w:color w:val="222222"/>
+          <w:sz w:val="23"/>
+          <w:szCs w:val="23"/>
+        </w:rPr>
+        <w:t>1. Your books page is missing information on the Authors and Genres. From your code it looks like this is just a mistake of adding extra columns to your table, since your SELECT statements in your DML don't include authors or genres. If you want to include genre and author in your books table, you need to join the intersection tables. For Book-Authors and Book-Genre's I would like to see more information besides just the ID's as it can be confusing. Also, to ensure 2NF you should add separate PK's to your intersection tables.</w:t>
+      </w:r>
+    </w:p>
+    <w:p>
+      <w:pPr>
+        <w:pStyle w:val="amber-el"/>
+        <w:shd w:val="clear" w:color="auto" w:fill="FFFFFF"/>
+        <w:spacing w:before="0" w:beforeAutospacing="0" w:after="0" w:afterAutospacing="0"/>
+        <w:rPr>
+          <w:rFonts w:ascii="Arial" w:hAnsi="Arial" w:cs="Arial"/>
+          <w:color w:val="222222"/>
+          <w:sz w:val="23"/>
+          <w:szCs w:val="23"/>
+        </w:rPr>
+      </w:pPr>
+      <w:r>
+        <w:rPr>
+          <w:rFonts w:ascii="Arial" w:hAnsi="Arial" w:cs="Arial"/>
+          <w:color w:val="222222"/>
+          <w:sz w:val="23"/>
+          <w:szCs w:val="23"/>
+        </w:rPr>
+        <w:t>2. The reset button is working properly, yet the stored procedure for the reset should be inside your DDL file. It should wrap what you already have in there, instead yours is in the PL file.</w:t>
+      </w:r>
+    </w:p>
+    <w:p>
+      <w:pPr>
+        <w:pStyle w:val="amber-el"/>
+        <w:shd w:val="clear" w:color="auto" w:fill="FFFFFF"/>
+        <w:spacing w:before="0" w:beforeAutospacing="0" w:after="0" w:afterAutospacing="0"/>
+        <w:rPr>
+          <w:rFonts w:ascii="Arial" w:hAnsi="Arial" w:cs="Arial"/>
+          <w:color w:val="222222"/>
+          <w:sz w:val="23"/>
+          <w:szCs w:val="23"/>
+        </w:rPr>
+      </w:pPr>
+      <w:r>
+        <w:rPr>
+          <w:rFonts w:ascii="Arial" w:hAnsi="Arial" w:cs="Arial"/>
+          <w:color w:val="222222"/>
+          <w:sz w:val="23"/>
+          <w:szCs w:val="23"/>
+        </w:rPr>
+        <w:t>3. The DELETE demo procedure you currently have works properly. I would suggest having a rollback exit handler for delete operations, just in case something happens.</w:t>
+      </w:r>
+    </w:p>
+    <w:p>
+      <w:pPr>
+        <w:pStyle w:val="amber-el"/>
+        <w:shd w:val="clear" w:color="auto" w:fill="FFFFFF"/>
+        <w:spacing w:before="0" w:beforeAutospacing="0" w:after="0" w:afterAutospacing="0"/>
+        <w:rPr>
+          <w:rFonts w:ascii="Arial" w:hAnsi="Arial" w:cs="Arial"/>
+          <w:color w:val="222222"/>
+          <w:sz w:val="23"/>
+          <w:szCs w:val="23"/>
+        </w:rPr>
+      </w:pPr>
+      <w:r>
+        <w:rPr>
+          <w:rFonts w:ascii="Arial" w:hAnsi="Arial" w:cs="Arial"/>
+          <w:color w:val="222222"/>
+          <w:sz w:val="23"/>
+          <w:szCs w:val="23"/>
+        </w:rPr>
+        <w:t>4. I do believe your UI is fairly simple to understand. I especially appreciated the steps laid out on the home page to test the reset functionality. The confirmation on the delete button is also very important for user experience.</w:t>
+      </w:r>
+    </w:p>
+    <w:p>
+      <w:pPr>
+        <w:pStyle w:val="amber-el"/>
+        <w:shd w:val="clear" w:color="auto" w:fill="FFFFFF"/>
+        <w:spacing w:before="0" w:beforeAutospacing="0" w:after="0" w:afterAutospacing="0"/>
+        <w:rPr>
+          <w:rFonts w:ascii="Arial" w:hAnsi="Arial" w:cs="Arial"/>
+          <w:color w:val="222222"/>
+          <w:sz w:val="23"/>
+          <w:szCs w:val="23"/>
+        </w:rPr>
+      </w:pPr>
+      <w:r>
+        <w:rPr>
+          <w:rFonts w:ascii="Arial" w:hAnsi="Arial" w:cs="Arial"/>
+          <w:color w:val="222222"/>
+          <w:sz w:val="23"/>
+          <w:szCs w:val="23"/>
+        </w:rPr>
+        <w:t>5. For your backend your read, update, and insert routes look good and can easily be understood. I would consider using the delete, patch, and put methods for the relevant operations. I would also suggest making your reset route be a post route instead of a get route, since you are wanting to perform a server-side action while get is usually to retrieve data.</w:t>
+      </w:r>
+    </w:p>
+    <w:p>
+      <w:pPr>
+        <w:pStyle w:val="amber-el"/>
+        <w:shd w:val="clear" w:color="auto" w:fill="FFFFFF"/>
+        <w:spacing w:before="0" w:beforeAutospacing="0" w:after="0" w:afterAutospacing="0"/>
+        <w:rPr>
+          <w:rFonts w:ascii="Arial" w:hAnsi="Arial" w:cs="Arial"/>
+          <w:color w:val="222222"/>
+          <w:sz w:val="23"/>
+          <w:szCs w:val="23"/>
+        </w:rPr>
+      </w:pPr>
+      <w:r>
+        <w:rPr>
+          <w:rFonts w:ascii="Arial" w:hAnsi="Arial" w:cs="Arial"/>
+          <w:color w:val="222222"/>
+          <w:sz w:val="23"/>
+          <w:szCs w:val="23"/>
+        </w:rPr>
+        <w:t>This review is all my work.</w:t>
+      </w:r>
+    </w:p>
+    <w:p/>
+    <w:p>
+      <w:pPr>
+        <w:rPr>
+          <w:b/>
+          <w:sz w:val="24"/>
+          <w:szCs w:val="24"/>
+        </w:rPr>
+      </w:pPr>
+      <w:r>
+        <w:rPr>
+          <w:b/>
+          <w:sz w:val="24"/>
+          <w:szCs w:val="24"/>
+        </w:rPr>
+        <w:t>Jessica Crews</w:t>
+      </w:r>
+    </w:p>
+    <w:p>
+      <w:pPr>
+        <w:pStyle w:val="amber-el"/>
+        <w:shd w:val="clear" w:color="auto" w:fill="FFFFFF"/>
+        <w:spacing w:before="0" w:beforeAutospacing="0" w:after="0" w:afterAutospacing="0"/>
+        <w:rPr>
+          <w:rFonts w:ascii="Arial" w:hAnsi="Arial" w:cs="Arial"/>
+          <w:color w:val="222222"/>
+          <w:sz w:val="23"/>
+          <w:szCs w:val="23"/>
+        </w:rPr>
+      </w:pPr>
+      <w:r>
+        <w:rPr>
+          <w:rFonts w:ascii="Arial" w:hAnsi="Arial" w:cs="Arial"/>
+          <w:color w:val="222222"/>
+          <w:sz w:val="23"/>
+          <w:szCs w:val="23"/>
+        </w:rPr>
+        <w:t xml:space="preserve">Hello group 46! From going through the project pages and files, the SELECT functionality appears to be working correctly. The navigation includes all entity pages (Books, Authors, etc.) which lets users view records from multiple database tables through the application. RESET feature also appears to be implemented. Homepage includes a reset button and instructions explaining how to test it by deleting a demo loan and then restoring the data. </w:t>
+      </w:r>
+      <w:r>
+        <w:rPr>
+          <w:rFonts w:ascii="Arial" w:hAnsi="Arial" w:cs="Arial"/>
+          <w:color w:val="222222"/>
+          <w:sz w:val="23"/>
+          <w:szCs w:val="23"/>
+        </w:rPr>
+        <w:lastRenderedPageBreak/>
+        <w:t>Instructions made is easy to confirm that the database can return to its original state after changes are made. Project supports the required CRUD functionality across all pages and all users to move between pages and manage each table. One possible suggestion would be spacing the entity titles a bit more for readability.</w:t>
+      </w:r>
+    </w:p>
+    <w:p>
+      <w:pPr>
+        <w:pStyle w:val="amber-el"/>
+        <w:shd w:val="clear" w:color="auto" w:fill="FFFFFF"/>
+        <w:spacing w:before="0" w:beforeAutospacing="0" w:after="0" w:afterAutospacing="0"/>
+        <w:rPr>
+          <w:rFonts w:ascii="Arial" w:hAnsi="Arial" w:cs="Arial"/>
+          <w:color w:val="222222"/>
+          <w:sz w:val="23"/>
+          <w:szCs w:val="23"/>
+        </w:rPr>
+      </w:pPr>
+      <w:r>
+        <w:rPr>
+          <w:rFonts w:ascii="Arial" w:hAnsi="Arial" w:cs="Arial"/>
+          <w:color w:val="222222"/>
+          <w:sz w:val="23"/>
+          <w:szCs w:val="23"/>
+        </w:rPr>
+        <w:t>All original work by me.</w:t>
+      </w:r>
+    </w:p>
+    <w:p>
+      <w:pPr>
+        <w:rPr>
+          <w:color w:val="273540"/>
+          <w:sz w:val="28"/>
+          <w:szCs w:val="28"/>
+          <w:u w:val="single"/>
+        </w:rPr>
+      </w:pPr>
     </w:p>
     <w:p>
       <w:pPr>
@@ -3476,7 +5261,6 @@
           <w:szCs w:val="28"/>
           <w:u w:val="single"/>
         </w:rPr>
-        <w:lastRenderedPageBreak/>
         <w:t>Actions based on the feedback</w:t>
       </w:r>
     </w:p>
@@ -3537,7 +5321,21 @@
         <w:rPr>
           <w:bCs/>
         </w:rPr>
-        <w:t>Followed Sammies tip to allow for other types of books.</w:t>
+        <w:t xml:space="preserve">Followed </w:t>
+      </w:r>
+      <w:proofErr w:type="spellStart"/>
+      <w:r>
+        <w:rPr>
+          <w:bCs/>
+        </w:rPr>
+        <w:t>Sammies</w:t>
+      </w:r>
+      <w:proofErr w:type="spellEnd"/>
+      <w:r>
+        <w:rPr>
+          <w:bCs/>
+        </w:rPr>
+        <w:t xml:space="preserve"> tip to allow for other types of books.</w:t>
       </w:r>
     </w:p>
     <w:p>
@@ -3557,7 +5355,21 @@
         <w:rPr>
           <w:bCs/>
         </w:rPr>
-        <w:t>Fleshed out the relationship between BookCopies and Loans according to Sammy’s suggestion.</w:t>
+        <w:t xml:space="preserve">Fleshed out the relationship between </w:t>
+      </w:r>
+      <w:proofErr w:type="spellStart"/>
+      <w:r>
+        <w:rPr>
+          <w:bCs/>
+        </w:rPr>
+        <w:t>BookCopies</w:t>
+      </w:r>
+      <w:proofErr w:type="spellEnd"/>
+      <w:r>
+        <w:rPr>
+          <w:bCs/>
+        </w:rPr>
+        <w:t xml:space="preserve"> and Loans according to Sammy’s suggestion.</w:t>
       </w:r>
     </w:p>
     <w:p>
@@ -3619,37 +5431,25 @@
           <w:color w:val="273540"/>
           <w:shd w:val="clear" w:color="auto" w:fill="FFFFFF"/>
         </w:rPr>
-        <w:t>Followed Cody Strehlow advice and added junction tables</w:t>
-      </w:r>
-    </w:p>
-    <w:p>
-      <w:pPr>
-        <w:pStyle w:val="ListParagraph"/>
-        <w:numPr>
-          <w:ilvl w:val="1"/>
-          <w:numId w:val="8"/>
-        </w:numPr>
-        <w:shd w:val="clear" w:color="auto" w:fill="FFFFFF"/>
-        <w:spacing w:before="180" w:after="180" w:line="360" w:lineRule="auto"/>
-        <w:rPr>
-          <w:bCs/>
-        </w:rPr>
-      </w:pPr>
+        <w:t xml:space="preserve">Followed Cody </w:t>
+      </w:r>
+      <w:proofErr w:type="spellStart"/>
       <w:r>
         <w:rPr>
           <w:rFonts w:ascii="Helvetica" w:hAnsi="Helvetica" w:cs="Helvetica"/>
           <w:color w:val="273540"/>
           <w:shd w:val="clear" w:color="auto" w:fill="FFFFFF"/>
         </w:rPr>
-        <w:t>Thai-Binh Guerreiro’s suggestion to change media to ENUM was followed.</w:t>
-      </w:r>
+        <w:t>Strehlow</w:t>
+      </w:r>
+      <w:proofErr w:type="spellEnd"/>
       <w:r>
         <w:rPr>
           <w:rFonts w:ascii="Helvetica" w:hAnsi="Helvetica" w:cs="Helvetica"/>
           <w:color w:val="273540"/>
           <w:shd w:val="clear" w:color="auto" w:fill="FFFFFF"/>
         </w:rPr>
-        <w:t xml:space="preserve"> </w:t>
+        <w:t xml:space="preserve"> advice and added junction tables</w:t>
       </w:r>
     </w:p>
     <w:p>
@@ -3671,7 +5471,147 @@
           <w:color w:val="273540"/>
           <w:shd w:val="clear" w:color="auto" w:fill="FFFFFF"/>
         </w:rPr>
+        <w:t>Thai-</w:t>
+      </w:r>
+      <w:proofErr w:type="spellStart"/>
+      <w:r>
+        <w:rPr>
+          <w:rFonts w:ascii="Helvetica" w:hAnsi="Helvetica" w:cs="Helvetica"/>
+          <w:color w:val="273540"/>
+          <w:shd w:val="clear" w:color="auto" w:fill="FFFFFF"/>
+        </w:rPr>
+        <w:t>Binh</w:t>
+      </w:r>
+      <w:proofErr w:type="spellEnd"/>
+      <w:r>
+        <w:rPr>
+          <w:rFonts w:ascii="Helvetica" w:hAnsi="Helvetica" w:cs="Helvetica"/>
+          <w:color w:val="273540"/>
+          <w:shd w:val="clear" w:color="auto" w:fill="FFFFFF"/>
+        </w:rPr>
+        <w:t xml:space="preserve"> </w:t>
+      </w:r>
+      <w:proofErr w:type="spellStart"/>
+      <w:r>
+        <w:rPr>
+          <w:rFonts w:ascii="Helvetica" w:hAnsi="Helvetica" w:cs="Helvetica"/>
+          <w:color w:val="273540"/>
+          <w:shd w:val="clear" w:color="auto" w:fill="FFFFFF"/>
+        </w:rPr>
+        <w:t>Guerreiro’s</w:t>
+      </w:r>
+      <w:proofErr w:type="spellEnd"/>
+      <w:r>
+        <w:rPr>
+          <w:rFonts w:ascii="Helvetica" w:hAnsi="Helvetica" w:cs="Helvetica"/>
+          <w:color w:val="273540"/>
+          <w:shd w:val="clear" w:color="auto" w:fill="FFFFFF"/>
+        </w:rPr>
+        <w:t xml:space="preserve"> suggestion to change media to ENUM was followed.</w:t>
+      </w:r>
+      <w:r>
+        <w:rPr>
+          <w:rFonts w:ascii="Helvetica" w:hAnsi="Helvetica" w:cs="Helvetica"/>
+          <w:color w:val="273540"/>
+          <w:shd w:val="clear" w:color="auto" w:fill="FFFFFF"/>
+        </w:rPr>
+        <w:t xml:space="preserve"> </w:t>
+      </w:r>
+    </w:p>
+    <w:p>
+      <w:pPr>
+        <w:pStyle w:val="ListParagraph"/>
+        <w:numPr>
+          <w:ilvl w:val="1"/>
+          <w:numId w:val="8"/>
+        </w:numPr>
+        <w:shd w:val="clear" w:color="auto" w:fill="FFFFFF"/>
+        <w:spacing w:before="180" w:after="180" w:line="360" w:lineRule="auto"/>
+        <w:rPr>
+          <w:bCs/>
+        </w:rPr>
+      </w:pPr>
+      <w:r>
+        <w:rPr>
+          <w:rFonts w:ascii="Helvetica" w:hAnsi="Helvetica" w:cs="Helvetica"/>
+          <w:color w:val="273540"/>
+          <w:shd w:val="clear" w:color="auto" w:fill="FFFFFF"/>
+        </w:rPr>
         <w:t>Cameron Brooks helped by finding a correction for phone VARCHAR mismatch.</w:t>
+      </w:r>
+    </w:p>
+    <w:p>
+      <w:pPr>
+        <w:pStyle w:val="ListParagraph"/>
+        <w:numPr>
+          <w:ilvl w:val="0"/>
+          <w:numId w:val="8"/>
+        </w:numPr>
+        <w:shd w:val="clear" w:color="auto" w:fill="FFFFFF"/>
+        <w:spacing w:before="180" w:after="180" w:line="360" w:lineRule="auto"/>
+        <w:rPr>
+          <w:bCs/>
+        </w:rPr>
+      </w:pPr>
+      <w:r>
+        <w:rPr>
+          <w:bCs/>
+        </w:rPr>
+        <w:t xml:space="preserve">Draft </w:t>
+      </w:r>
+      <w:r>
+        <w:rPr>
+          <w:bCs/>
+        </w:rPr>
+        <w:t>4</w:t>
+      </w:r>
+    </w:p>
+    <w:p>
+      <w:pPr>
+        <w:pStyle w:val="ListParagraph"/>
+        <w:numPr>
+          <w:ilvl w:val="1"/>
+          <w:numId w:val="8"/>
+        </w:numPr>
+        <w:shd w:val="clear" w:color="auto" w:fill="FFFFFF"/>
+        <w:spacing w:before="180" w:after="180" w:line="360" w:lineRule="auto"/>
+        <w:rPr>
+          <w:bCs/>
+        </w:rPr>
+      </w:pPr>
+      <w:r>
+        <w:rPr>
+          <w:rFonts w:ascii="Helvetica" w:hAnsi="Helvetica" w:cs="Helvetica"/>
+          <w:color w:val="273540"/>
+          <w:shd w:val="clear" w:color="auto" w:fill="FFFFFF"/>
+        </w:rPr>
+        <w:t>F</w:t>
+      </w:r>
+      <w:r>
+        <w:rPr>
+          <w:rFonts w:ascii="Helvetica" w:hAnsi="Helvetica" w:cs="Helvetica"/>
+          <w:color w:val="273540"/>
+          <w:shd w:val="clear" w:color="auto" w:fill="FFFFFF"/>
+        </w:rPr>
+        <w:t xml:space="preserve">ollowed Greyson’s advice on the functionality of tables. They needed updated. Chose to not move the stored procedure to DDL/DML since procedures will eventually end up in the </w:t>
+      </w:r>
+      <w:proofErr w:type="spellStart"/>
+      <w:r>
+        <w:rPr>
+          <w:rFonts w:ascii="Helvetica" w:hAnsi="Helvetica" w:cs="Helvetica"/>
+          <w:color w:val="273540"/>
+          <w:shd w:val="clear" w:color="auto" w:fill="FFFFFF"/>
+        </w:rPr>
+        <w:t>PL.sql</w:t>
+      </w:r>
+      <w:proofErr w:type="spellEnd"/>
+      <w:r>
+        <w:rPr>
+          <w:rFonts w:ascii="Helvetica" w:hAnsi="Helvetica" w:cs="Helvetica"/>
+          <w:color w:val="273540"/>
+          <w:shd w:val="clear" w:color="auto" w:fill="FFFFFF"/>
+        </w:rPr>
+        <w:t xml:space="preserve"> file</w:t>
       </w:r>
     </w:p>
     <w:p>
@@ -3708,10 +5648,10 @@
         <w:shd w:val="clear" w:color="auto" w:fill="FFFFFF"/>
         <w:spacing w:before="180" w:after="180" w:line="360" w:lineRule="auto"/>
       </w:pPr>
-      <w:bookmarkStart w:id="4" w:name="_6w1db9kklrvw" w:colFirst="0" w:colLast="0"/>
-      <w:bookmarkStart w:id="5" w:name="_7331iubknh" w:colFirst="0" w:colLast="0"/>
+      <w:bookmarkStart w:id="3" w:name="_6w1db9kklrvw" w:colFirst="0" w:colLast="0"/>
+      <w:bookmarkStart w:id="4" w:name="_7331iubknh" w:colFirst="0" w:colLast="0"/>
+      <w:bookmarkEnd w:id="3"/>
       <w:bookmarkEnd w:id="4"/>
-      <w:bookmarkEnd w:id="5"/>
       <w:r>
         <w:t>Draft 2</w:t>
       </w:r>
@@ -3727,7 +5667,15 @@
         <w:spacing w:before="180" w:after="180" w:line="360" w:lineRule="auto"/>
       </w:pPr>
       <w:r>
-        <w:t>Added an attribute in table Books to allow for the medium with which the book is (digital, physical, etc.); “bookMedia: VARCHAR (50), not NULL”.</w:t>
+        <w:t>Added an attribute in table Books to allow for the medium with which the book is (digital, physical, etc.); “</w:t>
+      </w:r>
+      <w:proofErr w:type="spellStart"/>
+      <w:r>
+        <w:t>bookMedia</w:t>
+      </w:r>
+      <w:proofErr w:type="spellEnd"/>
+      <w:r>
+        <w:t>: VARCHAR (50), not NULL”.</w:t>
       </w:r>
     </w:p>
     <w:p>
@@ -3741,7 +5689,15 @@
         <w:spacing w:before="180" w:after="180" w:line="360" w:lineRule="auto"/>
       </w:pPr>
       <w:r>
-        <w:t>Added “Each row is a separate transaction showing what happens over time.” to clarify the Loan to BookCopy relationship.</w:t>
+        <w:t xml:space="preserve">Added “Each row is a separate transaction showing what happens over time.” to clarify the Loan to </w:t>
+      </w:r>
+      <w:proofErr w:type="spellStart"/>
+      <w:r>
+        <w:t>BookCopy</w:t>
+      </w:r>
+      <w:proofErr w:type="spellEnd"/>
+      <w:r>
+        <w:t xml:space="preserve"> relationship.</w:t>
       </w:r>
     </w:p>
     <w:p>
@@ -3825,6 +5781,7 @@
         <w:spacing w:before="180" w:after="180" w:line="360" w:lineRule="auto"/>
       </w:pPr>
       <w:r>
+        <w:lastRenderedPageBreak/>
         <w:t>Implemented UI backend as well as CRUD framework</w:t>
       </w:r>
     </w:p>
@@ -3872,6 +5829,151 @@
       <w:pPr>
         <w:pStyle w:val="ListParagraph"/>
         <w:numPr>
+          <w:ilvl w:val="0"/>
+          <w:numId w:val="7"/>
+        </w:numPr>
+        <w:shd w:val="clear" w:color="auto" w:fill="FFFFFF"/>
+        <w:spacing w:before="180" w:after="180" w:line="360" w:lineRule="auto"/>
+        <w:rPr>
+          <w:bCs/>
+        </w:rPr>
+      </w:pPr>
+      <w:r>
+        <w:rPr>
+          <w:bCs/>
+        </w:rPr>
+        <w:t>Draft 4</w:t>
+      </w:r>
+    </w:p>
+    <w:p>
+      <w:pPr>
+        <w:pStyle w:val="ListParagraph"/>
+        <w:numPr>
+          <w:ilvl w:val="1"/>
+          <w:numId w:val="7"/>
+        </w:numPr>
+        <w:shd w:val="clear" w:color="auto" w:fill="FFFFFF"/>
+        <w:spacing w:before="180" w:after="180" w:line="360" w:lineRule="auto"/>
+        <w:rPr>
+          <w:bCs/>
+        </w:rPr>
+      </w:pPr>
+      <w:r>
+        <w:rPr>
+          <w:rFonts w:ascii="Helvetica" w:hAnsi="Helvetica" w:cs="Helvetica"/>
+          <w:color w:val="273540"/>
+          <w:shd w:val="clear" w:color="auto" w:fill="FFFFFF"/>
+        </w:rPr>
+        <w:t>Add stylesheet page and created a pleasing UI</w:t>
+      </w:r>
+    </w:p>
+    <w:p>
+      <w:pPr>
+        <w:pStyle w:val="ListParagraph"/>
+        <w:numPr>
+          <w:ilvl w:val="1"/>
+          <w:numId w:val="7"/>
+        </w:numPr>
+        <w:shd w:val="clear" w:color="auto" w:fill="FFFFFF"/>
+        <w:spacing w:before="180" w:after="180" w:line="360" w:lineRule="auto"/>
+        <w:rPr>
+          <w:bCs/>
+        </w:rPr>
+      </w:pPr>
+      <w:r>
+        <w:rPr>
+          <w:bCs/>
+        </w:rPr>
+        <w:t>Added CUD routes on app.js for all entities</w:t>
+      </w:r>
+    </w:p>
+    <w:p>
+      <w:pPr>
+        <w:pStyle w:val="ListParagraph"/>
+        <w:numPr>
+          <w:ilvl w:val="1"/>
+          <w:numId w:val="7"/>
+        </w:numPr>
+        <w:shd w:val="clear" w:color="auto" w:fill="FFFFFF"/>
+        <w:spacing w:before="180" w:after="180" w:line="360" w:lineRule="auto"/>
+        <w:rPr>
+          <w:bCs/>
+        </w:rPr>
+      </w:pPr>
+      <w:r>
+        <w:rPr>
+          <w:bCs/>
+        </w:rPr>
+        <w:t>Updated .</w:t>
+      </w:r>
+      <w:proofErr w:type="spellStart"/>
+      <w:r>
+        <w:rPr>
+          <w:bCs/>
+        </w:rPr>
+        <w:t>hbs</w:t>
+      </w:r>
+      <w:proofErr w:type="spellEnd"/>
+      <w:r>
+        <w:rPr>
+          <w:bCs/>
+        </w:rPr>
+        <w:t xml:space="preserve"> files with form actions and methods</w:t>
+      </w:r>
+    </w:p>
+    <w:p>
+      <w:pPr>
+        <w:pStyle w:val="ListParagraph"/>
+        <w:numPr>
+          <w:ilvl w:val="1"/>
+          <w:numId w:val="7"/>
+        </w:numPr>
+        <w:shd w:val="clear" w:color="auto" w:fill="FFFFFF"/>
+        <w:spacing w:before="180" w:after="180" w:line="360" w:lineRule="auto"/>
+        <w:rPr>
+          <w:bCs/>
+        </w:rPr>
+      </w:pPr>
+      <w:r>
+        <w:rPr>
+          <w:bCs/>
+        </w:rPr>
+        <w:t>Added confirmation messages on all delete buttons</w:t>
+      </w:r>
+    </w:p>
+    <w:p>
+      <w:pPr>
+        <w:pStyle w:val="ListParagraph"/>
+        <w:numPr>
+          <w:ilvl w:val="1"/>
+          <w:numId w:val="7"/>
+        </w:numPr>
+        <w:shd w:val="clear" w:color="auto" w:fill="FFFFFF"/>
+        <w:spacing w:before="180" w:after="180" w:line="360" w:lineRule="auto"/>
+        <w:rPr>
+          <w:bCs/>
+        </w:rPr>
+      </w:pPr>
+      <w:r>
+        <w:rPr>
+          <w:bCs/>
+        </w:rPr>
+        <w:t>Fixed form field names to match routes</w:t>
+      </w:r>
+    </w:p>
+    <w:p>
+      <w:pPr>
+        <w:shd w:val="clear" w:color="auto" w:fill="FFFFFF"/>
+        <w:spacing w:before="180" w:after="180" w:line="360" w:lineRule="auto"/>
+        <w:rPr>
+          <w:bCs/>
+        </w:rPr>
+      </w:pPr>
+    </w:p>
+    <w:p>
+      <w:pPr>
+        <w:pStyle w:val="ListParagraph"/>
+        <w:numPr>
           <w:ilvl w:val="1"/>
           <w:numId w:val="7"/>
         </w:numPr>
@@ -3893,6 +5995,8 @@
         </w:rPr>
         <w:br w:type="page"/>
       </w:r>
+      <w:bookmarkStart w:id="5" w:name="_GoBack"/>
+      <w:bookmarkEnd w:id="5"/>
     </w:p>
     <w:p>
       <w:pPr>
@@ -3956,7 +6060,17 @@
         </w:rPr>
       </w:pPr>
       <w:r>
-        <w:t>This library database will keep an inventory of all the books that a medium size library holds, up to 43,000 books. It will be able to serve 15,000-25,000 registered members,with a centralized database. Furthermore, this system will store data on each of the books as well as facilitate a record of transactions that patrons will be able to perform when they borrow books. Clients will be able to use this software at the same time; 24/7. Without this, the library would have to rely on fragmented or manual tools.</w:t>
+        <w:t xml:space="preserve">This library database will keep an inventory of all the books that a medium size library holds, up to 43,000 books. It will be able to serve 15,000-25,000 registered </w:t>
+      </w:r>
+      <w:proofErr w:type="spellStart"/>
+      <w:proofErr w:type="gramStart"/>
+      <w:r>
+        <w:t>members,with</w:t>
+      </w:r>
+      <w:proofErr w:type="spellEnd"/>
+      <w:proofErr w:type="gramEnd"/>
+      <w:r>
+        <w:t xml:space="preserve"> a centralized database. Furthermore, this system will store data on each of the books as well as facilitate a record of transactions that patrons will be able to perform when they borrow books. Clients will be able to use this software at the same time; 24/7. Without this, the library would have to rely on fragmented or manual tools.</w:t>
       </w:r>
     </w:p>
     <w:p>
@@ -4029,8 +6143,21 @@
           <w:numId w:val="6"/>
         </w:numPr>
       </w:pPr>
-      <w:r>
-        <w:t>bookID: INT, auto_increment, unique, not NULL, PK</w:t>
+      <w:proofErr w:type="spellStart"/>
+      <w:r>
+        <w:t>bookID</w:t>
+      </w:r>
+      <w:proofErr w:type="spellEnd"/>
+      <w:r>
+        <w:t xml:space="preserve">: INT, </w:t>
+      </w:r>
+      <w:proofErr w:type="spellStart"/>
+      <w:r>
+        <w:t>auto_increment</w:t>
+      </w:r>
+      <w:proofErr w:type="spellEnd"/>
+      <w:r>
+        <w:t>, unique, not NULL, PK</w:t>
       </w:r>
     </w:p>
     <w:p>
@@ -4041,7 +6168,15 @@
         </w:numPr>
       </w:pPr>
       <w:r>
-        <w:t>ISBN: VARCHAR(13), not NULL, UQ</w:t>
+        <w:t xml:space="preserve">ISBN: </w:t>
+      </w:r>
+      <w:proofErr w:type="gramStart"/>
+      <w:r>
+        <w:t>VARCHAR(</w:t>
+      </w:r>
+      <w:proofErr w:type="gramEnd"/>
+      <w:r>
+        <w:t>13), not NULL, UQ</w:t>
       </w:r>
     </w:p>
     <w:p>
@@ -4052,7 +6187,15 @@
         </w:numPr>
       </w:pPr>
       <w:r>
-        <w:t>title: VARCHAR(255), not NULL</w:t>
+        <w:t xml:space="preserve">title: </w:t>
+      </w:r>
+      <w:proofErr w:type="gramStart"/>
+      <w:r>
+        <w:t>VARCHAR(</w:t>
+      </w:r>
+      <w:proofErr w:type="gramEnd"/>
+      <w:r>
+        <w:t>255), not NULL</w:t>
       </w:r>
     </w:p>
     <w:p>
@@ -4062,8 +6205,13 @@
           <w:numId w:val="6"/>
         </w:numPr>
       </w:pPr>
-      <w:r>
-        <w:t>publicationYear: YEAR</w:t>
+      <w:proofErr w:type="spellStart"/>
+      <w:r>
+        <w:t>publicationYear</w:t>
+      </w:r>
+      <w:proofErr w:type="spellEnd"/>
+      <w:r>
+        <w:t>: YEAR</w:t>
       </w:r>
     </w:p>
     <w:p>
@@ -4074,7 +6222,15 @@
         </w:numPr>
       </w:pPr>
       <w:r>
-        <w:t>publisher: VARCHAR(100)</w:t>
+        <w:t xml:space="preserve">publisher: </w:t>
+      </w:r>
+      <w:proofErr w:type="gramStart"/>
+      <w:r>
+        <w:t>VARCHAR(</w:t>
+      </w:r>
+      <w:proofErr w:type="gramEnd"/>
+      <w:r>
+        <w:t>100)</w:t>
       </w:r>
     </w:p>
     <w:p>
@@ -4084,11 +6240,24 @@
           <w:numId w:val="6"/>
         </w:numPr>
       </w:pPr>
-      <w:r>
-        <w:t xml:space="preserve">bookMedia: </w:t>
-      </w:r>
-      <w:r>
-        <w:t>ENUM('Hardcover','Paperback','E-Book','Audio')</w:t>
+      <w:proofErr w:type="spellStart"/>
+      <w:r>
+        <w:t>bookMedia</w:t>
+      </w:r>
+      <w:proofErr w:type="spellEnd"/>
+      <w:r>
+        <w:t xml:space="preserve">: </w:t>
+      </w:r>
+      <w:r>
+        <w:t>ENUM('</w:t>
+      </w:r>
+      <w:proofErr w:type="spellStart"/>
+      <w:r>
+        <w:t>Hardcover','Paperback','E-Book','Audio</w:t>
+      </w:r>
+      <w:proofErr w:type="spellEnd"/>
+      <w:r>
+        <w:t>')</w:t>
       </w:r>
       <w:r>
         <w:t>, not NULL</w:t>
@@ -4118,7 +6287,23 @@
         </w:numPr>
       </w:pPr>
       <w:r>
-        <w:t>A M:N relationship between Books and Authors is implemented using BookAuthors intersection table.</w:t>
+        <w:t xml:space="preserve">A </w:t>
+      </w:r>
+      <w:proofErr w:type="gramStart"/>
+      <w:r>
+        <w:t>M:N</w:t>
+      </w:r>
+      <w:proofErr w:type="gramEnd"/>
+      <w:r>
+        <w:t xml:space="preserve"> relationship between Books and Authors is implemented using </w:t>
+      </w:r>
+      <w:proofErr w:type="spellStart"/>
+      <w:r>
+        <w:t>BookAuthors</w:t>
+      </w:r>
+      <w:proofErr w:type="spellEnd"/>
+      <w:r>
+        <w:t xml:space="preserve"> intersection table.</w:t>
       </w:r>
     </w:p>
     <w:p>
@@ -4129,7 +6314,23 @@
         </w:numPr>
       </w:pPr>
       <w:r>
-        <w:t>A M:N relationship between Books and Genres is implemented using the BookGenres intersection table.</w:t>
+        <w:t xml:space="preserve">A </w:t>
+      </w:r>
+      <w:proofErr w:type="gramStart"/>
+      <w:r>
+        <w:t>M:N</w:t>
+      </w:r>
+      <w:proofErr w:type="gramEnd"/>
+      <w:r>
+        <w:t xml:space="preserve"> relationship between Books and Genres is implemented using the </w:t>
+      </w:r>
+      <w:proofErr w:type="spellStart"/>
+      <w:r>
+        <w:t>BookGenres</w:t>
+      </w:r>
+      <w:proofErr w:type="spellEnd"/>
+      <w:r>
+        <w:t xml:space="preserve"> intersection table.</w:t>
       </w:r>
     </w:p>
     <w:p>
@@ -4140,8 +6341,37 @@
         </w:numPr>
       </w:pPr>
       <w:r>
-        <w:t>A 1:M relationship between Books and BookCopies is implemented with bookID as a FK inside of BookCopies</w:t>
-      </w:r>
+        <w:t xml:space="preserve">A 1:M relationship between Books and </w:t>
+      </w:r>
+      <w:proofErr w:type="spellStart"/>
+      <w:r>
+        <w:t>BookCopies</w:t>
+      </w:r>
+      <w:proofErr w:type="spellEnd"/>
+      <w:r>
+        <w:t xml:space="preserve"> is implemented with </w:t>
+      </w:r>
+      <w:proofErr w:type="spellStart"/>
+      <w:r>
+        <w:t>bookID</w:t>
+      </w:r>
+      <w:proofErr w:type="spellEnd"/>
+      <w:r>
+        <w:t xml:space="preserve"> as </w:t>
+      </w:r>
+      <w:proofErr w:type="gramStart"/>
+      <w:r>
+        <w:t>a</w:t>
+      </w:r>
+      <w:proofErr w:type="gramEnd"/>
+      <w:r>
+        <w:t xml:space="preserve"> FK inside of </w:t>
+      </w:r>
+      <w:proofErr w:type="spellStart"/>
+      <w:r>
+        <w:t>BookCopies</w:t>
+      </w:r>
+      <w:proofErr w:type="spellEnd"/>
     </w:p>
     <w:p>
       <w:pPr>
@@ -4187,8 +6417,21 @@
           <w:numId w:val="6"/>
         </w:numPr>
       </w:pPr>
-      <w:r>
-        <w:t>patronID: INT, auto_increment, unique, not NULL, PK</w:t>
+      <w:proofErr w:type="spellStart"/>
+      <w:r>
+        <w:t>patronID</w:t>
+      </w:r>
+      <w:proofErr w:type="spellEnd"/>
+      <w:r>
+        <w:t xml:space="preserve">: INT, </w:t>
+      </w:r>
+      <w:proofErr w:type="spellStart"/>
+      <w:r>
+        <w:t>auto_increment</w:t>
+      </w:r>
+      <w:proofErr w:type="spellEnd"/>
+      <w:r>
+        <w:t>, unique, not NULL, PK</w:t>
       </w:r>
     </w:p>
     <w:p>
@@ -4198,8 +6441,21 @@
           <w:numId w:val="6"/>
         </w:numPr>
       </w:pPr>
-      <w:r>
-        <w:t>libraryCardNumber: VARCHAR(20), not NULL, UQ</w:t>
+      <w:proofErr w:type="spellStart"/>
+      <w:r>
+        <w:t>libraryCardNumber</w:t>
+      </w:r>
+      <w:proofErr w:type="spellEnd"/>
+      <w:r>
+        <w:t xml:space="preserve">: </w:t>
+      </w:r>
+      <w:proofErr w:type="gramStart"/>
+      <w:r>
+        <w:t>VARCHAR(</w:t>
+      </w:r>
+      <w:proofErr w:type="gramEnd"/>
+      <w:r>
+        <w:t>20), not NULL, UQ</w:t>
       </w:r>
     </w:p>
     <w:p>
@@ -4209,8 +6465,13 @@
           <w:numId w:val="6"/>
         </w:numPr>
       </w:pPr>
-      <w:r>
-        <w:t>firstName: VARCHAR (50), not NULL</w:t>
+      <w:proofErr w:type="spellStart"/>
+      <w:r>
+        <w:t>firstName</w:t>
+      </w:r>
+      <w:proofErr w:type="spellEnd"/>
+      <w:r>
+        <w:t>: VARCHAR (50), not NULL</w:t>
       </w:r>
     </w:p>
     <w:p>
@@ -4220,8 +6481,13 @@
           <w:numId w:val="6"/>
         </w:numPr>
       </w:pPr>
-      <w:r>
-        <w:t>lastName: VARCHAR (50), not NULL</w:t>
+      <w:proofErr w:type="spellStart"/>
+      <w:r>
+        <w:t>lastName</w:t>
+      </w:r>
+      <w:proofErr w:type="spellEnd"/>
+      <w:r>
+        <w:t>: VARCHAR (50), not NULL</w:t>
       </w:r>
     </w:p>
     <w:p>
@@ -4279,7 +6545,23 @@
         </w:numPr>
       </w:pPr>
       <w:r>
-        <w:t>A 1:M relationship between Patrons and Loans is implemented with patronID as a FK inside of Loans.</w:t>
+        <w:t xml:space="preserve">A 1:M relationship between Patrons and Loans is implemented with </w:t>
+      </w:r>
+      <w:proofErr w:type="spellStart"/>
+      <w:r>
+        <w:t>patronID</w:t>
+      </w:r>
+      <w:proofErr w:type="spellEnd"/>
+      <w:r>
+        <w:t xml:space="preserve"> as </w:t>
+      </w:r>
+      <w:proofErr w:type="gramStart"/>
+      <w:r>
+        <w:t>a</w:t>
+      </w:r>
+      <w:proofErr w:type="gramEnd"/>
+      <w:r>
+        <w:t xml:space="preserve"> FK inside of Loans.</w:t>
       </w:r>
     </w:p>
     <w:p>
@@ -4319,9 +6601,22 @@
           <w:numId w:val="6"/>
         </w:numPr>
       </w:pPr>
+      <w:proofErr w:type="spellStart"/>
       <w:r>
         <w:lastRenderedPageBreak/>
-        <w:t>loanID: INT, auto_increment, unique, not NULL, PK</w:t>
+        <w:t>loanID</w:t>
+      </w:r>
+      <w:proofErr w:type="spellEnd"/>
+      <w:r>
+        <w:t xml:space="preserve">: INT, </w:t>
+      </w:r>
+      <w:proofErr w:type="spellStart"/>
+      <w:r>
+        <w:t>auto_increment</w:t>
+      </w:r>
+      <w:proofErr w:type="spellEnd"/>
+      <w:r>
+        <w:t>, unique, not NULL, PK</w:t>
       </w:r>
     </w:p>
     <w:p>
@@ -4331,8 +6626,13 @@
           <w:numId w:val="6"/>
         </w:numPr>
       </w:pPr>
-      <w:r>
-        <w:t>copyID: INT, not NULL, FK</w:t>
+      <w:proofErr w:type="spellStart"/>
+      <w:r>
+        <w:t>copyID</w:t>
+      </w:r>
+      <w:proofErr w:type="spellEnd"/>
+      <w:r>
+        <w:t>: INT, not NULL, FK</w:t>
       </w:r>
     </w:p>
     <w:p>
@@ -4342,8 +6642,13 @@
           <w:numId w:val="6"/>
         </w:numPr>
       </w:pPr>
-      <w:r>
-        <w:t>patronID: INT, not NULL, FK</w:t>
+      <w:proofErr w:type="spellStart"/>
+      <w:r>
+        <w:t>patronID</w:t>
+      </w:r>
+      <w:proofErr w:type="spellEnd"/>
+      <w:r>
+        <w:t>: INT, not NULL, FK</w:t>
       </w:r>
     </w:p>
     <w:p>
@@ -4353,8 +6658,13 @@
           <w:numId w:val="6"/>
         </w:numPr>
       </w:pPr>
-      <w:r>
-        <w:t>checkoutDate: DATE, not NULL, default (CURRENT_DATE)</w:t>
+      <w:proofErr w:type="spellStart"/>
+      <w:r>
+        <w:t>checkoutDate</w:t>
+      </w:r>
+      <w:proofErr w:type="spellEnd"/>
+      <w:r>
+        <w:t>: DATE, not NULL, default (CURRENT_DATE)</w:t>
       </w:r>
     </w:p>
     <w:p>
@@ -4364,8 +6674,13 @@
           <w:numId w:val="6"/>
         </w:numPr>
       </w:pPr>
-      <w:r>
-        <w:t>dueDate: DATE, not NULL</w:t>
+      <w:proofErr w:type="spellStart"/>
+      <w:r>
+        <w:t>dueDate</w:t>
+      </w:r>
+      <w:proofErr w:type="spellEnd"/>
+      <w:r>
+        <w:t>: DATE, not NULL</w:t>
       </w:r>
     </w:p>
     <w:p>
@@ -4375,8 +6690,13 @@
           <w:numId w:val="6"/>
         </w:numPr>
       </w:pPr>
-      <w:r>
-        <w:t>returnDate: DATE, NULL</w:t>
+      <w:proofErr w:type="spellStart"/>
+      <w:r>
+        <w:t>returnDate</w:t>
+      </w:r>
+      <w:proofErr w:type="spellEnd"/>
+      <w:r>
+        <w:t>: DATE, NULL</w:t>
       </w:r>
     </w:p>
     <w:p>
@@ -4386,8 +6706,13 @@
           <w:numId w:val="6"/>
         </w:numPr>
       </w:pPr>
-      <w:r>
-        <w:t>lateFee: DECIMAL (5,2), default 0.00</w:t>
+      <w:proofErr w:type="spellStart"/>
+      <w:r>
+        <w:t>lateFee</w:t>
+      </w:r>
+      <w:proofErr w:type="spellEnd"/>
+      <w:r>
+        <w:t>: DECIMAL (5,2), default 0.00</w:t>
       </w:r>
     </w:p>
     <w:p>
@@ -4425,7 +6750,23 @@
         </w:numPr>
       </w:pPr>
       <w:r>
-        <w:t>A 1:M relationship between Patrons and Loans is implemented with patronID as a FK inside of Loans.</w:t>
+        <w:t xml:space="preserve">A 1:M relationship between Patrons and Loans is implemented with </w:t>
+      </w:r>
+      <w:proofErr w:type="spellStart"/>
+      <w:r>
+        <w:t>patronID</w:t>
+      </w:r>
+      <w:proofErr w:type="spellEnd"/>
+      <w:r>
+        <w:t xml:space="preserve"> as </w:t>
+      </w:r>
+      <w:proofErr w:type="gramStart"/>
+      <w:r>
+        <w:t>a</w:t>
+      </w:r>
+      <w:proofErr w:type="gramEnd"/>
+      <w:r>
+        <w:t xml:space="preserve"> FK inside of Loans.</w:t>
       </w:r>
     </w:p>
     <w:p>
@@ -4436,7 +6777,23 @@
         </w:numPr>
       </w:pPr>
       <w:r>
-        <w:t>A 1:M relationship between BookCopies and Loans is implemented with copyID as FK inside of Loans.</w:t>
+        <w:t xml:space="preserve">A 1:M relationship between </w:t>
+      </w:r>
+      <w:proofErr w:type="spellStart"/>
+      <w:r>
+        <w:t>BookCopies</w:t>
+      </w:r>
+      <w:proofErr w:type="spellEnd"/>
+      <w:r>
+        <w:t xml:space="preserve"> and Loans is implemented with </w:t>
+      </w:r>
+      <w:proofErr w:type="spellStart"/>
+      <w:r>
+        <w:t>copyID</w:t>
+      </w:r>
+      <w:proofErr w:type="spellEnd"/>
+      <w:r>
+        <w:t xml:space="preserve"> as FK inside of Loans.</w:t>
       </w:r>
     </w:p>
     <w:p>
@@ -4476,8 +6833,21 @@
           <w:numId w:val="6"/>
         </w:numPr>
       </w:pPr>
-      <w:r>
-        <w:t>authorID: INT, auto_increment, unique, not NULL, PK</w:t>
+      <w:proofErr w:type="spellStart"/>
+      <w:r>
+        <w:t>authorID</w:t>
+      </w:r>
+      <w:proofErr w:type="spellEnd"/>
+      <w:r>
+        <w:t xml:space="preserve">: INT, </w:t>
+      </w:r>
+      <w:proofErr w:type="spellStart"/>
+      <w:r>
+        <w:t>auto_increment</w:t>
+      </w:r>
+      <w:proofErr w:type="spellEnd"/>
+      <w:r>
+        <w:t>, unique, not NULL, PK</w:t>
       </w:r>
     </w:p>
     <w:p>
@@ -4487,8 +6857,21 @@
           <w:numId w:val="6"/>
         </w:numPr>
       </w:pPr>
-      <w:r>
-        <w:t>firstName: VARCHAR(50), not NULL</w:t>
+      <w:proofErr w:type="spellStart"/>
+      <w:r>
+        <w:t>firstName</w:t>
+      </w:r>
+      <w:proofErr w:type="spellEnd"/>
+      <w:r>
+        <w:t xml:space="preserve">: </w:t>
+      </w:r>
+      <w:proofErr w:type="gramStart"/>
+      <w:r>
+        <w:t>VARCHAR(</w:t>
+      </w:r>
+      <w:proofErr w:type="gramEnd"/>
+      <w:r>
+        <w:t>50), not NULL</w:t>
       </w:r>
     </w:p>
     <w:p>
@@ -4498,8 +6881,21 @@
           <w:numId w:val="6"/>
         </w:numPr>
       </w:pPr>
-      <w:r>
-        <w:t>lastName: VARCHAR(50), not NULL</w:t>
+      <w:proofErr w:type="spellStart"/>
+      <w:r>
+        <w:t>lastName</w:t>
+      </w:r>
+      <w:proofErr w:type="spellEnd"/>
+      <w:r>
+        <w:t xml:space="preserve">: </w:t>
+      </w:r>
+      <w:proofErr w:type="gramStart"/>
+      <w:r>
+        <w:t>VARCHAR(</w:t>
+      </w:r>
+      <w:proofErr w:type="gramEnd"/>
+      <w:r>
+        <w:t>50), not NULL</w:t>
       </w:r>
     </w:p>
     <w:p>
@@ -4509,8 +6905,13 @@
           <w:numId w:val="6"/>
         </w:numPr>
       </w:pPr>
-      <w:r>
-        <w:t>birthYear: SMALLINT, NULL</w:t>
+      <w:proofErr w:type="spellStart"/>
+      <w:r>
+        <w:t>birthYear</w:t>
+      </w:r>
+      <w:proofErr w:type="spellEnd"/>
+      <w:r>
+        <w:t>: SMALLINT, NULL</w:t>
       </w:r>
     </w:p>
     <w:p/>
@@ -4533,7 +6934,23 @@
         </w:numPr>
       </w:pPr>
       <w:r>
-        <w:t>A M:N relationship between Books and Authors is implemented using the BookAuthors intersection table.</w:t>
+        <w:t xml:space="preserve">A </w:t>
+      </w:r>
+      <w:proofErr w:type="gramStart"/>
+      <w:r>
+        <w:t>M:N</w:t>
+      </w:r>
+      <w:proofErr w:type="gramEnd"/>
+      <w:r>
+        <w:t xml:space="preserve"> relationship between Books and Authors is implemented using the </w:t>
+      </w:r>
+      <w:proofErr w:type="spellStart"/>
+      <w:r>
+        <w:t>BookAuthors</w:t>
+      </w:r>
+      <w:proofErr w:type="spellEnd"/>
+      <w:r>
+        <w:t xml:space="preserve"> intersection table.</w:t>
       </w:r>
     </w:p>
     <w:p>
@@ -4573,8 +6990,21 @@
           <w:numId w:val="6"/>
         </w:numPr>
       </w:pPr>
-      <w:r>
-        <w:t>genreID: INT, auto_increment, unique, not NULL, PK</w:t>
+      <w:proofErr w:type="spellStart"/>
+      <w:r>
+        <w:t>genreID</w:t>
+      </w:r>
+      <w:proofErr w:type="spellEnd"/>
+      <w:r>
+        <w:t xml:space="preserve">: INT, </w:t>
+      </w:r>
+      <w:proofErr w:type="spellStart"/>
+      <w:r>
+        <w:t>auto_increment</w:t>
+      </w:r>
+      <w:proofErr w:type="spellEnd"/>
+      <w:r>
+        <w:t>, unique, not NULL, PK</w:t>
       </w:r>
     </w:p>
     <w:p>
@@ -4584,8 +7014,21 @@
           <w:numId w:val="6"/>
         </w:numPr>
       </w:pPr>
-      <w:r>
-        <w:t>genreName: VARCHAR(50), unique, not NULL</w:t>
+      <w:proofErr w:type="spellStart"/>
+      <w:r>
+        <w:t>genreName</w:t>
+      </w:r>
+      <w:proofErr w:type="spellEnd"/>
+      <w:r>
+        <w:t xml:space="preserve">: </w:t>
+      </w:r>
+      <w:proofErr w:type="gramStart"/>
+      <w:r>
+        <w:t>VARCHAR(</w:t>
+      </w:r>
+      <w:proofErr w:type="gramEnd"/>
+      <w:r>
+        <w:t>50), unique, not NULL</w:t>
       </w:r>
     </w:p>
     <w:p>
@@ -4612,7 +7055,23 @@
         </w:numPr>
       </w:pPr>
       <w:r>
-        <w:t>A M:N relationship between Books and Genres is implemented using the BookGenres intersection table.</w:t>
+        <w:t xml:space="preserve">A </w:t>
+      </w:r>
+      <w:proofErr w:type="gramStart"/>
+      <w:r>
+        <w:t>M:N</w:t>
+      </w:r>
+      <w:proofErr w:type="gramEnd"/>
+      <w:r>
+        <w:t xml:space="preserve"> relationship between Books and Genres is implemented using the </w:t>
+      </w:r>
+      <w:proofErr w:type="spellStart"/>
+      <w:r>
+        <w:t>BookGenres</w:t>
+      </w:r>
+      <w:proofErr w:type="spellEnd"/>
+      <w:r>
+        <w:t xml:space="preserve"> intersection table.</w:t>
       </w:r>
     </w:p>
     <w:p>
@@ -4627,6 +7086,7 @@
           <w:numId w:val="6"/>
         </w:numPr>
       </w:pPr>
+      <w:proofErr w:type="spellStart"/>
       <w:r>
         <w:rPr>
           <w:b/>
@@ -4634,6 +7094,7 @@
         </w:rPr>
         <w:t>BookCopies</w:t>
       </w:r>
+      <w:proofErr w:type="spellEnd"/>
       <w:r>
         <w:rPr>
           <w:b/>
@@ -4652,8 +7113,21 @@
           <w:numId w:val="6"/>
         </w:numPr>
       </w:pPr>
-      <w:r>
-        <w:t>copyID: INT, auto_increment, unique, not NULL, PK</w:t>
+      <w:proofErr w:type="spellStart"/>
+      <w:r>
+        <w:t>copyID</w:t>
+      </w:r>
+      <w:proofErr w:type="spellEnd"/>
+      <w:r>
+        <w:t xml:space="preserve">: INT, </w:t>
+      </w:r>
+      <w:proofErr w:type="spellStart"/>
+      <w:r>
+        <w:t>auto_increment</w:t>
+      </w:r>
+      <w:proofErr w:type="spellEnd"/>
+      <w:r>
+        <w:t>, unique, not NULL, PK</w:t>
       </w:r>
     </w:p>
     <w:p>
@@ -4663,8 +7137,13 @@
           <w:numId w:val="6"/>
         </w:numPr>
       </w:pPr>
-      <w:r>
-        <w:t>bookID: INT, not NULL, FK</w:t>
+      <w:proofErr w:type="spellStart"/>
+      <w:r>
+        <w:t>bookID</w:t>
+      </w:r>
+      <w:proofErr w:type="spellEnd"/>
+      <w:r>
+        <w:t>: INT, not NULL, FK</w:t>
       </w:r>
     </w:p>
     <w:p>
@@ -4674,8 +7153,13 @@
           <w:numId w:val="6"/>
         </w:numPr>
       </w:pPr>
-      <w:r>
-        <w:t>acquisitionDate: DATE, not NULL</w:t>
+      <w:proofErr w:type="spellStart"/>
+      <w:r>
+        <w:t>acquisitionDate</w:t>
+      </w:r>
+      <w:proofErr w:type="spellEnd"/>
+      <w:r>
+        <w:t>: DATE, not NULL</w:t>
       </w:r>
     </w:p>
     <w:p>
@@ -4686,7 +7170,15 @@
         </w:numPr>
       </w:pPr>
       <w:r>
-        <w:t xml:space="preserve">condition: VARCHAR(20), not NULL </w:t>
+        <w:t xml:space="preserve">condition: </w:t>
+      </w:r>
+      <w:proofErr w:type="gramStart"/>
+      <w:r>
+        <w:t>VARCHAR(</w:t>
+      </w:r>
+      <w:proofErr w:type="gramEnd"/>
+      <w:r>
+        <w:t xml:space="preserve">20), not NULL </w:t>
       </w:r>
     </w:p>
     <w:p>
@@ -4697,7 +7189,15 @@
         </w:numPr>
       </w:pPr>
       <w:r>
-        <w:t>location: VARCHAR(50), not NULL</w:t>
+        <w:t xml:space="preserve">location: </w:t>
+      </w:r>
+      <w:proofErr w:type="gramStart"/>
+      <w:r>
+        <w:t>VARCHAR(</w:t>
+      </w:r>
+      <w:proofErr w:type="gramEnd"/>
+      <w:r>
+        <w:t>50), not NULL</w:t>
       </w:r>
     </w:p>
     <w:p>
@@ -4708,7 +7208,15 @@
         </w:numPr>
       </w:pPr>
       <w:r>
-        <w:t>status: VARCHAR(20), not NULL</w:t>
+        <w:t xml:space="preserve">status: </w:t>
+      </w:r>
+      <w:proofErr w:type="gramStart"/>
+      <w:r>
+        <w:t>VARCHAR(</w:t>
+      </w:r>
+      <w:proofErr w:type="gramEnd"/>
+      <w:r>
+        <w:t>20), not NULL</w:t>
       </w:r>
     </w:p>
     <w:p/>
@@ -4732,8 +7240,29 @@
       </w:pPr>
       <w:r>
         <w:lastRenderedPageBreak/>
-        <w:t>A 1:M relationship between Books and BookCopies is implemented with book ID as a FK inside of BookCopies</w:t>
-      </w:r>
+        <w:t xml:space="preserve">A 1:M relationship between Books and </w:t>
+      </w:r>
+      <w:proofErr w:type="spellStart"/>
+      <w:r>
+        <w:t>BookCopies</w:t>
+      </w:r>
+      <w:proofErr w:type="spellEnd"/>
+      <w:r>
+        <w:t xml:space="preserve"> is implemented with book ID as </w:t>
+      </w:r>
+      <w:proofErr w:type="gramStart"/>
+      <w:r>
+        <w:t>a</w:t>
+      </w:r>
+      <w:proofErr w:type="gramEnd"/>
+      <w:r>
+        <w:t xml:space="preserve"> FK inside of </w:t>
+      </w:r>
+      <w:proofErr w:type="spellStart"/>
+      <w:r>
+        <w:t>BookCopies</w:t>
+      </w:r>
+      <w:proofErr w:type="spellEnd"/>
     </w:p>
     <w:p/>
     <w:p>
@@ -4747,6 +7276,7 @@
           <w:bCs/>
         </w:rPr>
       </w:pPr>
+      <w:proofErr w:type="spellStart"/>
       <w:r>
         <w:rPr>
           <w:b/>
@@ -4754,6 +7284,7 @@
         </w:rPr>
         <w:t>BookAuthors</w:t>
       </w:r>
+      <w:proofErr w:type="spellEnd"/>
       <w:r>
         <w:rPr>
           <w:b/>
@@ -4779,8 +7310,13 @@
           <w:numId w:val="6"/>
         </w:numPr>
       </w:pPr>
-      <w:r>
-        <w:t>bookID: INT not NULL, PK, FK</w:t>
+      <w:proofErr w:type="spellStart"/>
+      <w:r>
+        <w:t>bookID</w:t>
+      </w:r>
+      <w:proofErr w:type="spellEnd"/>
+      <w:r>
+        <w:t>: INT not NULL, PK, FK</w:t>
       </w:r>
     </w:p>
     <w:p>
@@ -4790,8 +7326,13 @@
           <w:numId w:val="6"/>
         </w:numPr>
       </w:pPr>
-      <w:r>
-        <w:t>authorID: INT not NULL, PK, FK</w:t>
+      <w:proofErr w:type="spellStart"/>
+      <w:r>
+        <w:t>authorID</w:t>
+      </w:r>
+      <w:proofErr w:type="spellEnd"/>
+      <w:r>
+        <w:t>: INT not NULL, PK, FK</w:t>
       </w:r>
     </w:p>
     <w:p/>
@@ -4803,7 +7344,15 @@
         </w:numPr>
       </w:pPr>
       <w:r>
-        <w:t>Relationship(s): A M:N relationship between Books and Authors, where a book may have multiple authors and an author may have written multiple books.</w:t>
+        <w:t xml:space="preserve">Relationship(s): A </w:t>
+      </w:r>
+      <w:proofErr w:type="gramStart"/>
+      <w:r>
+        <w:t>M:N</w:t>
+      </w:r>
+      <w:proofErr w:type="gramEnd"/>
+      <w:r>
+        <w:t xml:space="preserve"> relationship between Books and Authors, where a book may have multiple authors and an author may have written multiple books.</w:t>
       </w:r>
     </w:p>
     <w:p>
@@ -4822,6 +7371,7 @@
           <w:bCs/>
         </w:rPr>
       </w:pPr>
+      <w:proofErr w:type="spellStart"/>
       <w:r>
         <w:rPr>
           <w:b/>
@@ -4829,6 +7379,7 @@
         </w:rPr>
         <w:t>BookGenres</w:t>
       </w:r>
+      <w:proofErr w:type="spellEnd"/>
       <w:r>
         <w:rPr>
           <w:b/>
@@ -4847,8 +7398,13 @@
           <w:numId w:val="6"/>
         </w:numPr>
       </w:pPr>
-      <w:r>
-        <w:t>bookID: INT not NULL, PK, FK</w:t>
+      <w:proofErr w:type="spellStart"/>
+      <w:r>
+        <w:t>bookID</w:t>
+      </w:r>
+      <w:proofErr w:type="spellEnd"/>
+      <w:r>
+        <w:t>: INT not NULL, PK, FK</w:t>
       </w:r>
     </w:p>
     <w:p>
@@ -4858,8 +7414,13 @@
           <w:numId w:val="6"/>
         </w:numPr>
       </w:pPr>
-      <w:r>
-        <w:t>genreID: INT not NULL, PK, FK</w:t>
+      <w:proofErr w:type="spellStart"/>
+      <w:r>
+        <w:t>genreID</w:t>
+      </w:r>
+      <w:proofErr w:type="spellEnd"/>
+      <w:r>
+        <w:t>: INT not NULL, PK, FK</w:t>
       </w:r>
     </w:p>
     <w:p/>
@@ -4871,7 +7432,15 @@
         </w:numPr>
       </w:pPr>
       <w:r>
-        <w:t>Relationship(s): A M:N relationship between Books and Genres, where a book may have multiple genres and a genre may have multiple books as part of it.</w:t>
+        <w:t xml:space="preserve">Relationship(s): A </w:t>
+      </w:r>
+      <w:proofErr w:type="gramStart"/>
+      <w:r>
+        <w:t>M:N</w:t>
+      </w:r>
+      <w:proofErr w:type="gramEnd"/>
+      <w:r>
+        <w:t xml:space="preserve"> relationship between Books and Genres, where a book may have multiple genres and a genre may have multiple books as part of it.</w:t>
       </w:r>
     </w:p>
     <w:p/>
@@ -5427,6 +7996,7 @@
           <w:szCs w:val="24"/>
         </w:rPr>
       </w:pPr>
+      <w:proofErr w:type="spellStart"/>
       <w:r>
         <w:rPr>
           <w:bCs/>
@@ -5436,6 +8006,7 @@
         </w:rPr>
         <w:t>BookCopies</w:t>
       </w:r>
+      <w:proofErr w:type="spellEnd"/>
     </w:p>
     <w:p>
       <w:pPr>
@@ -5502,6 +8073,7 @@
           <w:szCs w:val="24"/>
         </w:rPr>
       </w:pPr>
+      <w:proofErr w:type="spellStart"/>
       <w:r>
         <w:rPr>
           <w:bCs/>
@@ -5511,6 +8083,7 @@
         </w:rPr>
         <w:t>BookAuthors</w:t>
       </w:r>
+      <w:proofErr w:type="spellEnd"/>
     </w:p>
     <w:p>
       <w:pPr>
@@ -5578,6 +8151,7 @@
           <w:szCs w:val="24"/>
         </w:rPr>
       </w:pPr>
+      <w:proofErr w:type="spellStart"/>
       <w:r>
         <w:rPr>
           <w:bCs/>
@@ -5587,6 +8161,7 @@
         </w:rPr>
         <w:t>BookGenres</w:t>
       </w:r>
+      <w:proofErr w:type="spellEnd"/>
     </w:p>
     <w:p>
       <w:pPr>
@@ -6095,7 +8670,7 @@
   <w:abstractNum w:abstractNumId="3" w15:restartNumberingAfterBreak="0">
     <w:nsid w:val="16934B2C"/>
     <w:multiLevelType w:val="hybridMultilevel"/>
-    <w:tmpl w:val="251CEF84"/>
+    <w:tmpl w:val="6824A6BE"/>
     <w:lvl w:ilvl="0" w:tplc="04090001">
       <w:start w:val="1"/>
       <w:numFmt w:val="bullet"/>
@@ -8347,6 +10922,20 @@
       <w:lang w:val="en-US"/>
     </w:rPr>
   </w:style>
+  <w:style w:type="paragraph" w:customStyle="1" w:styleId="amber-el">
+    <w:name w:val="amber-el"/>
+    <w:basedOn w:val="Normal"/>
+    <w:rsid w:val="00A8397A"/>
+    <w:pPr>
+      <w:spacing w:before="100" w:beforeAutospacing="1" w:after="100" w:afterAutospacing="1" w:line="240" w:lineRule="auto"/>
+    </w:pPr>
+    <w:rPr>
+      <w:rFonts w:ascii="Times New Roman" w:eastAsia="Times New Roman" w:hAnsi="Times New Roman" w:cs="Times New Roman"/>
+      <w:sz w:val="24"/>
+      <w:szCs w:val="24"/>
+      <w:lang w:val="en-US"/>
+    </w:rPr>
+  </w:style>
 </w:styles>
 </file>
 

--- a/Project Step 5-Draft.docx
+++ b/Project Step 5-Draft.docx
@@ -5557,13 +5557,7 @@
         <w:rPr>
           <w:bCs/>
         </w:rPr>
-        <w:t xml:space="preserve">Draft </w:t>
-      </w:r>
-      <w:r>
-        <w:rPr>
-          <w:bCs/>
-        </w:rPr>
-        <w:t>4</w:t>
+        <w:t>Draft 4</w:t>
       </w:r>
     </w:p>
     <w:p>
@@ -5585,15 +5579,7 @@
           <w:color w:val="273540"/>
           <w:shd w:val="clear" w:color="auto" w:fill="FFFFFF"/>
         </w:rPr>
-        <w:t>F</w:t>
-      </w:r>
-      <w:r>
-        <w:rPr>
-          <w:rFonts w:ascii="Helvetica" w:hAnsi="Helvetica" w:cs="Helvetica"/>
-          <w:color w:val="273540"/>
-          <w:shd w:val="clear" w:color="auto" w:fill="FFFFFF"/>
-        </w:rPr>
-        <w:t xml:space="preserve">ollowed Greyson’s advice on the functionality of tables. They needed updated. Chose to not move the stored procedure to DDL/DML since procedures will eventually end up in the </w:t>
+        <w:t xml:space="preserve">Followed Greyson’s advice on the functionality of tables. They needed updated. Chose to not move the stored procedure to DDL/DML since procedures will eventually end up in the </w:t>
       </w:r>
       <w:proofErr w:type="spellStart"/>
       <w:r>
@@ -5727,6 +5713,8 @@
       <w:r>
         <w:t>Consider the relationship of ENUM vs VARCHAR for some attributes</w:t>
       </w:r>
+      <w:bookmarkStart w:id="5" w:name="_GoBack"/>
+      <w:bookmarkEnd w:id="5"/>
     </w:p>
     <w:p>
       <w:pPr>
@@ -5951,35 +5939,6 @@
         <w:shd w:val="clear" w:color="auto" w:fill="FFFFFF"/>
         <w:spacing w:before="180" w:after="180" w:line="360" w:lineRule="auto"/>
         <w:rPr>
-          <w:bCs/>
-        </w:rPr>
-      </w:pPr>
-      <w:r>
-        <w:rPr>
-          <w:bCs/>
-        </w:rPr>
-        <w:t>Fixed form field names to match routes</w:t>
-      </w:r>
-    </w:p>
-    <w:p>
-      <w:pPr>
-        <w:shd w:val="clear" w:color="auto" w:fill="FFFFFF"/>
-        <w:spacing w:before="180" w:after="180" w:line="360" w:lineRule="auto"/>
-        <w:rPr>
-          <w:bCs/>
-        </w:rPr>
-      </w:pPr>
-    </w:p>
-    <w:p>
-      <w:pPr>
-        <w:pStyle w:val="ListParagraph"/>
-        <w:numPr>
-          <w:ilvl w:val="1"/>
-          <w:numId w:val="7"/>
-        </w:numPr>
-        <w:shd w:val="clear" w:color="auto" w:fill="FFFFFF"/>
-        <w:spacing w:before="180" w:after="180" w:line="360" w:lineRule="auto"/>
-        <w:rPr>
           <w:color w:val="273540"/>
           <w:sz w:val="28"/>
           <w:szCs w:val="28"/>
@@ -5988,6 +5947,12 @@
       </w:pPr>
       <w:r>
         <w:rPr>
+          <w:bCs/>
+        </w:rPr>
+        <w:t>Fixed form field names to match routes</w:t>
+      </w:r>
+      <w:r>
+        <w:rPr>
           <w:color w:val="273540"/>
           <w:sz w:val="28"/>
           <w:szCs w:val="28"/>
@@ -5995,8 +5960,6 @@
         </w:rPr>
         <w:br w:type="page"/>
       </w:r>
-      <w:bookmarkStart w:id="5" w:name="_GoBack"/>
-      <w:bookmarkEnd w:id="5"/>
     </w:p>
     <w:p>
       <w:pPr>
